--- a/Assignment1_ASLGUR/Assignment 1_report.docx
+++ b/Assignment1_ASLGUR/Assignment 1_report.docx
@@ -3,63 +3,184 @@
 <w:document xmlns:wpc="http://schemas.microsoft.com/office/word/2010/wordprocessingCanvas" xmlns:cx="http://schemas.microsoft.com/office/drawing/2014/chartex" xmlns:cx1="http://schemas.microsoft.com/office/drawing/2015/9/8/chartex" xmlns:cx2="http://schemas.microsoft.com/office/drawing/2015/10/21/chartex" xmlns:cx3="http://schemas.microsoft.com/office/drawing/2016/5/9/chartex" xmlns:cx4="http://schemas.microsoft.com/office/drawing/2016/5/10/chartex" xmlns:cx5="http://schemas.microsoft.com/office/drawing/2016/5/11/chartex" xmlns:cx6="http://schemas.microsoft.com/office/drawing/2016/5/12/chartex" xmlns:cx7="http://schemas.microsoft.com/office/drawing/2016/5/13/chartex" xmlns:cx8="http://schemas.microsoft.com/office/drawing/2016/5/14/chartex" xmlns:mc="http://schemas.openxmlformats.org/markup-compatibility/2006" xmlns:aink="http://schemas.microsoft.com/office/drawing/2016/ink" xmlns:am3d="http://schemas.microsoft.com/office/drawing/2017/model3d" xmlns:o="urn:schemas-microsoft-com:office:office" xmlns:oel="http://schemas.microsoft.com/office/2019/extlst" xmlns:r="http://schemas.openxmlformats.org/officeDocument/2006/relationships" xmlns:m="http://schemas.openxmlformats.org/officeDocument/2006/math" xmlns:v="urn:schemas-microsoft-com:vml" xmlns:wp14="http://schemas.microsoft.com/office/word/2010/wordprocessingDrawing" xmlns:wp="http://schemas.openxmlformats.org/drawingml/2006/wordprocessingDrawing" xmlns:w10="urn:schemas-microsoft-com:office:word" xmlns:w="http://schemas.openxmlformats.org/wordprocessingml/2006/main" xmlns:w14="http://schemas.microsoft.com/office/word/2010/wordml" xmlns:w15="http://schemas.microsoft.com/office/word/2012/wordml" xmlns:w16cex="http://schemas.microsoft.com/office/word/2018/wordml/cex" xmlns:w16cid="http://schemas.microsoft.com/office/word/2016/wordml/cid" xmlns:w16="http://schemas.microsoft.com/office/word/2018/wordml" xmlns:w16du="http://schemas.microsoft.com/office/word/2023/wordml/word16du" xmlns:w16sdtdh="http://schemas.microsoft.com/office/word/2020/wordml/sdtdatahash" xmlns:w16se="http://schemas.microsoft.com/office/word/2015/wordml/symex" xmlns:wpg="http://schemas.microsoft.com/office/word/2010/wordprocessingGroup" xmlns:wpi="http://schemas.microsoft.com/office/word/2010/wordprocessingInk" xmlns:wne="http://schemas.microsoft.com/office/word/2006/wordml" xmlns:wps="http://schemas.microsoft.com/office/word/2010/wordprocessingShape" mc:Ignorable="w14 w15 w16se w16cid w16 w16cex w16sdtdh w16du wp14">
   <w:body>
     <w:p>
+      <w:pPr>
+        <w:rPr>
+          <w:rFonts w:ascii="Arial" w:hAnsi="Arial" w:cs="Arial"/>
+        </w:rPr>
+      </w:pPr>
       <w:proofErr w:type="spellStart"/>
       <w:r>
+        <w:rPr>
+          <w:rFonts w:ascii="Arial" w:hAnsi="Arial" w:cs="Arial"/>
+        </w:rPr>
         <w:t>Assignment</w:t>
       </w:r>
       <w:proofErr w:type="spellEnd"/>
       <w:r>
+        <w:rPr>
+          <w:rFonts w:ascii="Arial" w:hAnsi="Arial" w:cs="Arial"/>
+        </w:rPr>
         <w:t xml:space="preserve"> 1: </w:t>
       </w:r>
       <w:proofErr w:type="spellStart"/>
       <w:r>
+        <w:rPr>
+          <w:rFonts w:ascii="Arial" w:hAnsi="Arial" w:cs="Arial"/>
+        </w:rPr>
         <w:t>Baseline</w:t>
       </w:r>
       <w:proofErr w:type="spellEnd"/>
       <w:r>
+        <w:rPr>
+          <w:rFonts w:ascii="Arial" w:hAnsi="Arial" w:cs="Arial"/>
+        </w:rPr>
         <w:t xml:space="preserve"> </w:t>
       </w:r>
       <w:proofErr w:type="spellStart"/>
       <w:r>
+        <w:rPr>
+          <w:rFonts w:ascii="Arial" w:hAnsi="Arial" w:cs="Arial"/>
+        </w:rPr>
         <w:t>Production</w:t>
       </w:r>
       <w:proofErr w:type="spellEnd"/>
       <w:r>
+        <w:rPr>
+          <w:rFonts w:ascii="Arial" w:hAnsi="Arial" w:cs="Arial"/>
+        </w:rPr>
         <w:t xml:space="preserve"> Planning </w:t>
       </w:r>
       <w:proofErr w:type="spellStart"/>
       <w:r>
+        <w:rPr>
+          <w:rFonts w:ascii="Arial" w:hAnsi="Arial" w:cs="Arial"/>
+        </w:rPr>
         <w:t>under</w:t>
       </w:r>
       <w:proofErr w:type="spellEnd"/>
       <w:r>
+        <w:rPr>
+          <w:rFonts w:ascii="Arial" w:hAnsi="Arial" w:cs="Arial"/>
+        </w:rPr>
         <w:t xml:space="preserve"> </w:t>
       </w:r>
       <w:proofErr w:type="spellStart"/>
       <w:r>
+        <w:rPr>
+          <w:rFonts w:ascii="Arial" w:hAnsi="Arial" w:cs="Arial"/>
+        </w:rPr>
         <w:t>Infinite</w:t>
       </w:r>
       <w:proofErr w:type="spellEnd"/>
       <w:r>
+        <w:rPr>
+          <w:rFonts w:ascii="Arial" w:hAnsi="Arial" w:cs="Arial"/>
+        </w:rPr>
         <w:t xml:space="preserve"> </w:t>
       </w:r>
       <w:proofErr w:type="spellStart"/>
       <w:r>
+        <w:rPr>
+          <w:rFonts w:ascii="Arial" w:hAnsi="Arial" w:cs="Arial"/>
+        </w:rPr>
         <w:t>Capacity</w:t>
       </w:r>
       <w:proofErr w:type="spellEnd"/>
     </w:p>
-    <w:p/>
-    <w:p>
-      <w:pPr>
-        <w:rPr>
-          <w:b/>
-          <w:bCs/>
-          <w:lang w:val="en-TR"/>
-        </w:rPr>
-      </w:pPr>
-      <w:r>
-        <w:rPr>
+    <w:p>
+      <w:pPr>
+        <w:rPr>
+          <w:rFonts w:ascii="Arial" w:hAnsi="Arial" w:cs="Arial"/>
+        </w:rPr>
+      </w:pPr>
+    </w:p>
+    <w:p>
+      <w:pPr>
+        <w:rPr>
+          <w:rFonts w:ascii="Arial" w:hAnsi="Arial" w:cs="Arial"/>
+          <w:b/>
+          <w:bCs/>
+          <w:lang w:val="en-TR"/>
+        </w:rPr>
+      </w:pPr>
+      <w:r>
+        <w:rPr>
+          <w:rFonts w:ascii="Arial" w:hAnsi="Arial" w:cs="Arial"/>
+          <w:b/>
+          <w:bCs/>
+          <w:lang w:val="en-TR"/>
+        </w:rPr>
+        <w:t>1.1 Assignment 1A: Production Optimization with Forecasted Demand under Infinite Capacity</w:t>
+      </w:r>
+    </w:p>
+    <w:p>
+      <w:pPr>
+        <w:rPr>
+          <w:rFonts w:ascii="Arial" w:hAnsi="Arial" w:cs="Arial"/>
+          <w:b/>
+          <w:bCs/>
+          <w:lang w:val="en-TR"/>
+        </w:rPr>
+      </w:pPr>
+    </w:p>
+    <w:p>
+      <w:pPr>
+        <w:rPr>
+          <w:rFonts w:ascii="Arial" w:hAnsi="Arial" w:cs="Arial"/>
+          <w:lang w:val="en-TR"/>
+        </w:rPr>
+      </w:pPr>
+      <w:r>
+        <w:rPr>
+          <w:rFonts w:ascii="Arial" w:hAnsi="Arial" w:cs="Arial"/>
+          <w:lang w:val="en-TR"/>
+        </w:rPr>
+        <w:t>To develop an optimal production plan under the assumption of unlimited production capacity, a Mixed Integer Programming (MIP) model is constructed. The objective of this model is to minimize the total cost, consisting of setup costs and inventory holding costs, over a 30-week planning horizon.</w:t>
+      </w:r>
+    </w:p>
+    <w:p>
+      <w:pPr>
+        <w:rPr>
+          <w:rFonts w:ascii="Arial" w:hAnsi="Arial" w:cs="Arial"/>
+          <w:lang w:val="en-TR"/>
+        </w:rPr>
+      </w:pPr>
+      <w:r>
+        <w:rPr>
+          <w:rFonts w:ascii="Arial" w:hAnsi="Arial" w:cs="Arial"/>
+          <w:lang w:val="en-TR"/>
+        </w:rPr>
+        <w:t>The model ensures that the forecasted demand for the final product (E2801) is satisfied while respecting the multi-stage structure of the Bill of Materials (BoM). This structure defines how intermediate components are assembled across different production stages. By incorporating lead times, minimum lot sizes, and component dependencies, the model provides a cost-efficient and feasible production schedule.</w:t>
+      </w:r>
+    </w:p>
+    <w:p>
+      <w:pPr>
+        <w:rPr>
+          <w:rFonts w:ascii="Arial" w:hAnsi="Arial" w:cs="Arial"/>
+        </w:rPr>
+      </w:pPr>
+    </w:p>
+    <w:p>
+      <w:pPr>
+        <w:rPr>
+          <w:rFonts w:ascii="Arial" w:hAnsi="Arial" w:cs="Arial"/>
+          <w:b/>
+          <w:bCs/>
+          <w:lang w:val="en-TR"/>
+        </w:rPr>
+      </w:pPr>
+      <w:r>
+        <w:rPr>
+          <w:rFonts w:ascii="Arial" w:hAnsi="Arial" w:cs="Arial"/>
+          <w:b/>
+          <w:bCs/>
+          <w:lang w:val="en-TR"/>
+        </w:rPr>
+        <w:t>1.</w:t>
+      </w:r>
+      <w:r>
+        <w:rPr>
+          <w:rFonts w:ascii="Arial" w:hAnsi="Arial" w:cs="Arial"/>
           <w:b/>
           <w:bCs/>
           <w:lang w:val="en-TR"/>
@@ -68,67 +189,7 @@
       </w:r>
       <w:r>
         <w:rPr>
-          <w:b/>
-          <w:bCs/>
-          <w:lang w:val="en-TR"/>
-        </w:rPr>
-        <w:t xml:space="preserve"> Assignment 1A: Production Optimization with Forecasted Demand under Infinite Capacity</w:t>
-      </w:r>
-    </w:p>
-    <w:p>
-      <w:pPr>
-        <w:rPr>
-          <w:b/>
-          <w:bCs/>
-          <w:lang w:val="en-TR"/>
-        </w:rPr>
-      </w:pPr>
-    </w:p>
-    <w:p>
-      <w:pPr>
-        <w:rPr>
-          <w:lang w:val="en-TR"/>
-        </w:rPr>
-      </w:pPr>
-      <w:r>
-        <w:rPr>
-          <w:lang w:val="en-TR"/>
-        </w:rPr>
-        <w:t>To develop an optimal production plan under the assumption of unlimited production capacity, a Mixed Integer Programming (MIP) model is constructed. The objective of this model is to minimize the total cost, consisting of setup costs and inventory holding costs, over a 30-week planning horizon.</w:t>
-      </w:r>
-    </w:p>
-    <w:p>
-      <w:pPr>
-        <w:rPr>
-          <w:lang w:val="en-TR"/>
-        </w:rPr>
-      </w:pPr>
-      <w:r>
-        <w:rPr>
-          <w:lang w:val="en-TR"/>
-        </w:rPr>
-        <w:t>The model ensures that the forecasted demand for the final product (E2801) is satisfied while respecting the multi-stage structure of the Bill of Materials (BoM). This structure defines how intermediate components are assembled across different production stages. By incorporating lead times, minimum lot sizes, and component dependencies, the model provides a cost-efficient and feasible production schedule.</w:t>
-      </w:r>
-    </w:p>
-    <w:p/>
-    <w:p>
-      <w:pPr>
-        <w:rPr>
-          <w:b/>
-          <w:bCs/>
-          <w:lang w:val="en-TR"/>
-        </w:rPr>
-      </w:pPr>
-      <w:r>
-        <w:rPr>
-          <w:b/>
-          <w:bCs/>
-          <w:lang w:val="en-TR"/>
-        </w:rPr>
-        <w:t>1.2</w:t>
-      </w:r>
-      <w:r>
-        <w:rPr>
+          <w:rFonts w:ascii="Arial" w:hAnsi="Arial" w:cs="Arial"/>
           <w:b/>
           <w:bCs/>
           <w:lang w:val="en-TR"/>
@@ -139,81 +200,80 @@
     <w:p>
       <w:pPr>
         <w:rPr>
-          <w:lang w:val="en-TR"/>
-        </w:rPr>
-      </w:pPr>
-      <w:r>
-        <w:rPr>
-          <w:lang w:val="en-TR"/>
-        </w:rPr>
-        <w:t>P = {B1401, B2302, B3201, B4702, V1501, V6302, E2801}</w:t>
-      </w:r>
-      <w:r>
-        <w:rPr>
-          <w:lang w:val="en-TR"/>
-        </w:rPr>
-        <w:t>,</w:t>
-      </w:r>
-      <w:r>
-        <w:rPr>
-          <w:lang w:val="en-TR"/>
-        </w:rPr>
-        <w:t xml:space="preserve"> set of all parts</w:t>
-      </w:r>
-      <w:r>
-        <w:rPr>
+          <w:rFonts w:ascii="Arial" w:hAnsi="Arial" w:cs="Arial"/>
+          <w:lang w:val="en-TR"/>
+        </w:rPr>
+      </w:pPr>
+      <w:r>
+        <w:rPr>
+          <w:rFonts w:ascii="Arial" w:hAnsi="Arial" w:cs="Arial"/>
+          <w:lang w:val="en-TR"/>
+        </w:rPr>
+        <w:t>P = {B1401, B2302, B3201, B4702, V1501, V6302, E2801}, set of all parts</w:t>
+      </w:r>
+      <w:r>
+        <w:rPr>
+          <w:rFonts w:ascii="Arial" w:hAnsi="Arial" w:cs="Arial"/>
           <w:lang w:val="en-TR"/>
         </w:rPr>
         <w:br/>
-        <w:t>T = {1, 2, ..., 30}</w:t>
-      </w:r>
-      <w:r>
-        <w:rPr>
-          <w:lang w:val="en-TR"/>
-        </w:rPr>
-        <w:t xml:space="preserve">, </w:t>
-      </w:r>
-      <w:r>
-        <w:rPr>
-          <w:lang w:val="en-TR"/>
-        </w:rPr>
-        <w:t>set of time periods</w:t>
-      </w:r>
-    </w:p>
-    <w:p/>
-    <w:p>
-      <w:pPr>
-        <w:rPr>
-          <w:b/>
-          <w:bCs/>
-          <w:lang w:val="en-TR"/>
-        </w:rPr>
-      </w:pPr>
-      <w:r>
-        <w:rPr>
-          <w:b/>
-          <w:bCs/>
-          <w:lang w:val="en-TR"/>
-        </w:rPr>
-        <w:t>1.3</w:t>
-      </w:r>
-      <w:r>
-        <w:rPr>
-          <w:b/>
-          <w:bCs/>
-          <w:lang w:val="en-TR"/>
-        </w:rPr>
-        <w:t xml:space="preserve"> Parameters</w:t>
-      </w:r>
-    </w:p>
-    <w:p>
-      <w:pPr>
-        <w:rPr>
-          <w:lang w:val="en-TR"/>
-        </w:rPr>
-      </w:pPr>
-      <w:r>
-        <w:rPr>
+        <w:t>T = {1, 2, ..., 30}, set of time periods</w:t>
+      </w:r>
+    </w:p>
+    <w:p>
+      <w:pPr>
+        <w:rPr>
+          <w:rFonts w:ascii="Arial" w:hAnsi="Arial" w:cs="Arial"/>
+        </w:rPr>
+      </w:pPr>
+    </w:p>
+    <w:p>
+      <w:pPr>
+        <w:rPr>
+          <w:rFonts w:ascii="Arial" w:hAnsi="Arial" w:cs="Arial"/>
+          <w:b/>
+          <w:bCs/>
+          <w:lang w:val="en-TR"/>
+        </w:rPr>
+      </w:pPr>
+      <w:r>
+        <w:rPr>
+          <w:rFonts w:ascii="Arial" w:hAnsi="Arial" w:cs="Arial"/>
+          <w:b/>
+          <w:bCs/>
+          <w:lang w:val="en-TR"/>
+        </w:rPr>
+        <w:t>1.</w:t>
+      </w:r>
+      <w:r>
+        <w:rPr>
+          <w:rFonts w:ascii="Arial" w:hAnsi="Arial" w:cs="Arial"/>
+          <w:b/>
+          <w:bCs/>
+          <w:lang w:val="en-TR"/>
+        </w:rPr>
+        <w:t xml:space="preserve">1.2 </w:t>
+      </w:r>
+      <w:r>
+        <w:rPr>
+          <w:rFonts w:ascii="Arial" w:hAnsi="Arial" w:cs="Arial"/>
+          <w:b/>
+          <w:bCs/>
+          <w:lang w:val="en-TR"/>
+        </w:rPr>
+        <w:t>Parameters</w:t>
+      </w:r>
+    </w:p>
+    <w:p>
+      <w:pPr>
+        <w:rPr>
+          <w:rFonts w:ascii="Arial" w:hAnsi="Arial" w:cs="Arial"/>
+          <w:lang w:val="en-TR"/>
+        </w:rPr>
+      </w:pPr>
+      <w:r>
+        <w:rPr>
+          <w:rFonts w:ascii="Arial" w:hAnsi="Arial" w:cs="Arial"/>
           <w:b/>
           <w:bCs/>
           <w:lang w:val="en-TR"/>
@@ -224,11 +284,13 @@
     <w:p>
       <w:pPr>
         <w:rPr>
-          <w:lang w:val="en-TR"/>
-        </w:rPr>
-      </w:pPr>
-      <w:r>
-        <w:rPr>
+          <w:rFonts w:ascii="Arial" w:hAnsi="Arial" w:cs="Arial"/>
+          <w:lang w:val="en-TR"/>
+        </w:rPr>
+      </w:pPr>
+      <w:r>
+        <w:rPr>
+          <w:rFonts w:ascii="Arial" w:hAnsi="Arial" w:cs="Arial"/>
           <w:lang w:val="en-TR"/>
         </w:rPr>
         <w:t>LT</w:t>
@@ -242,12 +304,14 @@
       </w:r>
       <w:r>
         <w:rPr>
+          <w:rFonts w:ascii="Arial" w:hAnsi="Arial" w:cs="Arial"/>
           <w:lang w:val="en-TR"/>
         </w:rPr>
         <w:t xml:space="preserve"> = {</w:t>
       </w:r>
       <w:r>
         <w:rPr>
+          <w:rFonts w:ascii="Arial" w:hAnsi="Arial" w:cs="Arial"/>
           <w:lang w:val="en-TR"/>
         </w:rPr>
         <w:br/>
@@ -255,6 +319,7 @@
       </w:r>
       <w:r>
         <w:rPr>
+          <w:rFonts w:ascii="Arial" w:hAnsi="Arial" w:cs="Arial"/>
           <w:lang w:val="en-TR"/>
         </w:rPr>
         <w:br/>
@@ -262,6 +327,7 @@
       </w:r>
       <w:r>
         <w:rPr>
+          <w:rFonts w:ascii="Arial" w:hAnsi="Arial" w:cs="Arial"/>
           <w:lang w:val="en-TR"/>
         </w:rPr>
         <w:br/>
@@ -269,6 +335,7 @@
       </w:r>
       <w:r>
         <w:rPr>
+          <w:rFonts w:ascii="Arial" w:hAnsi="Arial" w:cs="Arial"/>
           <w:lang w:val="en-TR"/>
         </w:rPr>
         <w:br/>
@@ -276,6 +343,7 @@
       </w:r>
       <w:r>
         <w:rPr>
+          <w:rFonts w:ascii="Arial" w:hAnsi="Arial" w:cs="Arial"/>
           <w:lang w:val="en-TR"/>
         </w:rPr>
         <w:br/>
@@ -283,6 +351,7 @@
       </w:r>
       <w:r>
         <w:rPr>
+          <w:rFonts w:ascii="Arial" w:hAnsi="Arial" w:cs="Arial"/>
           <w:lang w:val="en-TR"/>
         </w:rPr>
         <w:br/>
@@ -290,6 +359,7 @@
       </w:r>
       <w:r>
         <w:rPr>
+          <w:rFonts w:ascii="Arial" w:hAnsi="Arial" w:cs="Arial"/>
           <w:lang w:val="en-TR"/>
         </w:rPr>
         <w:br/>
@@ -297,6 +367,7 @@
       </w:r>
       <w:r>
         <w:rPr>
+          <w:rFonts w:ascii="Arial" w:hAnsi="Arial" w:cs="Arial"/>
           <w:lang w:val="en-TR"/>
         </w:rPr>
         <w:br/>
@@ -306,11 +377,13 @@
     <w:p>
       <w:pPr>
         <w:rPr>
-          <w:lang w:val="en-TR"/>
-        </w:rPr>
-      </w:pPr>
-      <w:r>
-        <w:rPr>
+          <w:rFonts w:ascii="Arial" w:hAnsi="Arial" w:cs="Arial"/>
+          <w:lang w:val="en-TR"/>
+        </w:rPr>
+      </w:pPr>
+      <w:r>
+        <w:rPr>
+          <w:rFonts w:ascii="Arial" w:hAnsi="Arial" w:cs="Arial"/>
           <w:noProof/>
           <w:lang w:val="en-TR"/>
         </w:rPr>
@@ -322,11 +395,13 @@
     <w:p>
       <w:pPr>
         <w:rPr>
-          <w:lang w:val="en-TR"/>
-        </w:rPr>
-      </w:pPr>
-      <w:r>
-        <w:rPr>
+          <w:rFonts w:ascii="Arial" w:hAnsi="Arial" w:cs="Arial"/>
+          <w:lang w:val="en-TR"/>
+        </w:rPr>
+      </w:pPr>
+      <w:r>
+        <w:rPr>
+          <w:rFonts w:ascii="Arial" w:hAnsi="Arial" w:cs="Arial"/>
           <w:b/>
           <w:bCs/>
           <w:lang w:val="en-TR"/>
@@ -337,11 +412,13 @@
     <w:p>
       <w:pPr>
         <w:rPr>
-          <w:lang w:val="en-TR"/>
-        </w:rPr>
-      </w:pPr>
-      <w:r>
-        <w:rPr>
+          <w:rFonts w:ascii="Arial" w:hAnsi="Arial" w:cs="Arial"/>
+          <w:lang w:val="en-TR"/>
+        </w:rPr>
+      </w:pPr>
+      <w:r>
+        <w:rPr>
+          <w:rFonts w:ascii="Arial" w:hAnsi="Arial" w:cs="Arial"/>
           <w:lang w:val="en-TR"/>
         </w:rPr>
         <w:t>MLS</w:t>
@@ -355,12 +432,14 @@
       </w:r>
       <w:r>
         <w:rPr>
+          <w:rFonts w:ascii="Arial" w:hAnsi="Arial" w:cs="Arial"/>
           <w:lang w:val="en-TR"/>
         </w:rPr>
         <w:t xml:space="preserve"> = {</w:t>
       </w:r>
       <w:r>
         <w:rPr>
+          <w:rFonts w:ascii="Arial" w:hAnsi="Arial" w:cs="Arial"/>
           <w:lang w:val="en-TR"/>
         </w:rPr>
         <w:br/>
@@ -368,6 +447,7 @@
       </w:r>
       <w:r>
         <w:rPr>
+          <w:rFonts w:ascii="Arial" w:hAnsi="Arial" w:cs="Arial"/>
           <w:lang w:val="en-TR"/>
         </w:rPr>
         <w:br/>
@@ -375,6 +455,7 @@
       </w:r>
       <w:r>
         <w:rPr>
+          <w:rFonts w:ascii="Arial" w:hAnsi="Arial" w:cs="Arial"/>
           <w:lang w:val="en-TR"/>
         </w:rPr>
         <w:br/>
@@ -382,6 +463,7 @@
       </w:r>
       <w:r>
         <w:rPr>
+          <w:rFonts w:ascii="Arial" w:hAnsi="Arial" w:cs="Arial"/>
           <w:lang w:val="en-TR"/>
         </w:rPr>
         <w:br/>
@@ -389,6 +471,7 @@
       </w:r>
       <w:r>
         <w:rPr>
+          <w:rFonts w:ascii="Arial" w:hAnsi="Arial" w:cs="Arial"/>
           <w:lang w:val="en-TR"/>
         </w:rPr>
         <w:br/>
@@ -396,6 +479,7 @@
       </w:r>
       <w:r>
         <w:rPr>
+          <w:rFonts w:ascii="Arial" w:hAnsi="Arial" w:cs="Arial"/>
           <w:lang w:val="en-TR"/>
         </w:rPr>
         <w:br/>
@@ -403,6 +487,7 @@
       </w:r>
       <w:r>
         <w:rPr>
+          <w:rFonts w:ascii="Arial" w:hAnsi="Arial" w:cs="Arial"/>
           <w:lang w:val="en-TR"/>
         </w:rPr>
         <w:br/>
@@ -410,6 +495,7 @@
       </w:r>
       <w:r>
         <w:rPr>
+          <w:rFonts w:ascii="Arial" w:hAnsi="Arial" w:cs="Arial"/>
           <w:lang w:val="en-TR"/>
         </w:rPr>
         <w:br/>
@@ -419,11 +505,13 @@
     <w:p>
       <w:pPr>
         <w:rPr>
-          <w:lang w:val="en-TR"/>
-        </w:rPr>
-      </w:pPr>
-      <w:r>
-        <w:rPr>
+          <w:rFonts w:ascii="Arial" w:hAnsi="Arial" w:cs="Arial"/>
+          <w:lang w:val="en-TR"/>
+        </w:rPr>
+      </w:pPr>
+      <w:r>
+        <w:rPr>
+          <w:rFonts w:ascii="Arial" w:hAnsi="Arial" w:cs="Arial"/>
           <w:noProof/>
           <w:lang w:val="en-TR"/>
         </w:rPr>
@@ -435,11 +523,13 @@
     <w:p>
       <w:pPr>
         <w:rPr>
-          <w:lang w:val="en-TR"/>
-        </w:rPr>
-      </w:pPr>
-      <w:r>
-        <w:rPr>
+          <w:rFonts w:ascii="Arial" w:hAnsi="Arial" w:cs="Arial"/>
+          <w:lang w:val="en-TR"/>
+        </w:rPr>
+      </w:pPr>
+      <w:r>
+        <w:rPr>
+          <w:rFonts w:ascii="Arial" w:hAnsi="Arial" w:cs="Arial"/>
           <w:b/>
           <w:bCs/>
           <w:lang w:val="en-TR"/>
@@ -450,11 +540,13 @@
     <w:p>
       <w:pPr>
         <w:rPr>
-          <w:lang w:val="en-TR"/>
-        </w:rPr>
-      </w:pPr>
-      <w:r>
-        <w:rPr>
+          <w:rFonts w:ascii="Arial" w:hAnsi="Arial" w:cs="Arial"/>
+          <w:lang w:val="en-TR"/>
+        </w:rPr>
+      </w:pPr>
+      <w:r>
+        <w:rPr>
+          <w:rFonts w:ascii="Arial" w:hAnsi="Arial" w:cs="Arial"/>
           <w:lang w:val="en-TR"/>
         </w:rPr>
         <w:t>I</w:t>
@@ -475,12 +567,14 @@
       </w:r>
       <w:r>
         <w:rPr>
+          <w:rFonts w:ascii="Arial" w:hAnsi="Arial" w:cs="Arial"/>
           <w:lang w:val="en-TR"/>
         </w:rPr>
         <w:t xml:space="preserve"> = {</w:t>
       </w:r>
       <w:r>
         <w:rPr>
+          <w:rFonts w:ascii="Arial" w:hAnsi="Arial" w:cs="Arial"/>
           <w:lang w:val="en-TR"/>
         </w:rPr>
         <w:br/>
@@ -488,6 +582,7 @@
       </w:r>
       <w:r>
         <w:rPr>
+          <w:rFonts w:ascii="Arial" w:hAnsi="Arial" w:cs="Arial"/>
           <w:lang w:val="en-TR"/>
         </w:rPr>
         <w:br/>
@@ -495,6 +590,7 @@
       </w:r>
       <w:r>
         <w:rPr>
+          <w:rFonts w:ascii="Arial" w:hAnsi="Arial" w:cs="Arial"/>
           <w:lang w:val="en-TR"/>
         </w:rPr>
         <w:br/>
@@ -502,6 +598,7 @@
       </w:r>
       <w:r>
         <w:rPr>
+          <w:rFonts w:ascii="Arial" w:hAnsi="Arial" w:cs="Arial"/>
           <w:lang w:val="en-TR"/>
         </w:rPr>
         <w:br/>
@@ -509,6 +606,7 @@
       </w:r>
       <w:r>
         <w:rPr>
+          <w:rFonts w:ascii="Arial" w:hAnsi="Arial" w:cs="Arial"/>
           <w:lang w:val="en-TR"/>
         </w:rPr>
         <w:br/>
@@ -516,6 +614,7 @@
       </w:r>
       <w:r>
         <w:rPr>
+          <w:rFonts w:ascii="Arial" w:hAnsi="Arial" w:cs="Arial"/>
           <w:lang w:val="en-TR"/>
         </w:rPr>
         <w:br/>
@@ -523,12 +622,14 @@
       </w:r>
       <w:r>
         <w:rPr>
+          <w:rFonts w:ascii="Arial" w:hAnsi="Arial" w:cs="Arial"/>
           <w:lang w:val="en-TR"/>
         </w:rPr>
         <w:br/>
       </w:r>
       <w:r>
         <w:rPr>
+          <w:rFonts w:ascii="Arial" w:hAnsi="Arial" w:cs="Arial"/>
           <w:lang w:val="en-TR"/>
         </w:rPr>
         <w:lastRenderedPageBreak/>
@@ -536,6 +637,7 @@
       </w:r>
       <w:r>
         <w:rPr>
+          <w:rFonts w:ascii="Arial" w:hAnsi="Arial" w:cs="Arial"/>
           <w:lang w:val="en-TR"/>
         </w:rPr>
         <w:br/>
@@ -545,11 +647,13 @@
     <w:p>
       <w:pPr>
         <w:rPr>
-          <w:lang w:val="en-TR"/>
-        </w:rPr>
-      </w:pPr>
-      <w:r>
-        <w:rPr>
+          <w:rFonts w:ascii="Arial" w:hAnsi="Arial" w:cs="Arial"/>
+          <w:lang w:val="en-TR"/>
+        </w:rPr>
+      </w:pPr>
+      <w:r>
+        <w:rPr>
+          <w:rFonts w:ascii="Arial" w:hAnsi="Arial" w:cs="Arial"/>
           <w:noProof/>
           <w:lang w:val="en-TR"/>
         </w:rPr>
@@ -561,11 +665,13 @@
     <w:p>
       <w:pPr>
         <w:rPr>
-          <w:lang w:val="en-TR"/>
-        </w:rPr>
-      </w:pPr>
-      <w:r>
-        <w:rPr>
+          <w:rFonts w:ascii="Arial" w:hAnsi="Arial" w:cs="Arial"/>
+          <w:lang w:val="en-TR"/>
+        </w:rPr>
+      </w:pPr>
+      <w:r>
+        <w:rPr>
+          <w:rFonts w:ascii="Arial" w:hAnsi="Arial" w:cs="Arial"/>
           <w:b/>
           <w:bCs/>
           <w:lang w:val="en-TR"/>
@@ -576,11 +682,13 @@
     <w:p>
       <w:pPr>
         <w:rPr>
-          <w:lang w:val="en-TR"/>
-        </w:rPr>
-      </w:pPr>
-      <w:r>
-        <w:rPr>
+          <w:rFonts w:ascii="Arial" w:hAnsi="Arial" w:cs="Arial"/>
+          <w:lang w:val="en-TR"/>
+        </w:rPr>
+      </w:pPr>
+      <w:r>
+        <w:rPr>
+          <w:rFonts w:ascii="Arial" w:hAnsi="Arial" w:cs="Arial"/>
           <w:lang w:val="en-TR"/>
         </w:rPr>
         <w:t>SC</w:t>
@@ -594,12 +702,14 @@
       </w:r>
       <w:r>
         <w:rPr>
+          <w:rFonts w:ascii="Arial" w:hAnsi="Arial" w:cs="Arial"/>
           <w:lang w:val="en-TR"/>
         </w:rPr>
         <w:t xml:space="preserve"> = {</w:t>
       </w:r>
       <w:r>
         <w:rPr>
+          <w:rFonts w:ascii="Arial" w:hAnsi="Arial" w:cs="Arial"/>
           <w:lang w:val="en-TR"/>
         </w:rPr>
         <w:br/>
@@ -607,6 +717,7 @@
       </w:r>
       <w:r>
         <w:rPr>
+          <w:rFonts w:ascii="Arial" w:hAnsi="Arial" w:cs="Arial"/>
           <w:lang w:val="en-TR"/>
         </w:rPr>
         <w:br/>
@@ -614,6 +725,7 @@
       </w:r>
       <w:r>
         <w:rPr>
+          <w:rFonts w:ascii="Arial" w:hAnsi="Arial" w:cs="Arial"/>
           <w:lang w:val="en-TR"/>
         </w:rPr>
         <w:br/>
@@ -621,6 +733,7 @@
       </w:r>
       <w:r>
         <w:rPr>
+          <w:rFonts w:ascii="Arial" w:hAnsi="Arial" w:cs="Arial"/>
           <w:lang w:val="en-TR"/>
         </w:rPr>
         <w:br/>
@@ -628,6 +741,7 @@
       </w:r>
       <w:r>
         <w:rPr>
+          <w:rFonts w:ascii="Arial" w:hAnsi="Arial" w:cs="Arial"/>
           <w:lang w:val="en-TR"/>
         </w:rPr>
         <w:br/>
@@ -635,6 +749,7 @@
       </w:r>
       <w:r>
         <w:rPr>
+          <w:rFonts w:ascii="Arial" w:hAnsi="Arial" w:cs="Arial"/>
           <w:lang w:val="en-TR"/>
         </w:rPr>
         <w:br/>
@@ -642,6 +757,7 @@
       </w:r>
       <w:r>
         <w:rPr>
+          <w:rFonts w:ascii="Arial" w:hAnsi="Arial" w:cs="Arial"/>
           <w:lang w:val="en-TR"/>
         </w:rPr>
         <w:br/>
@@ -649,6 +765,7 @@
       </w:r>
       <w:r>
         <w:rPr>
+          <w:rFonts w:ascii="Arial" w:hAnsi="Arial" w:cs="Arial"/>
           <w:lang w:val="en-TR"/>
         </w:rPr>
         <w:br/>
@@ -658,11 +775,13 @@
     <w:p>
       <w:pPr>
         <w:rPr>
-          <w:lang w:val="en-TR"/>
-        </w:rPr>
-      </w:pPr>
-      <w:r>
-        <w:rPr>
+          <w:rFonts w:ascii="Arial" w:hAnsi="Arial" w:cs="Arial"/>
+          <w:lang w:val="en-TR"/>
+        </w:rPr>
+      </w:pPr>
+      <w:r>
+        <w:rPr>
+          <w:rFonts w:ascii="Arial" w:hAnsi="Arial" w:cs="Arial"/>
           <w:noProof/>
           <w:lang w:val="en-TR"/>
         </w:rPr>
@@ -674,11 +793,13 @@
     <w:p>
       <w:pPr>
         <w:rPr>
-          <w:lang w:val="en-TR"/>
-        </w:rPr>
-      </w:pPr>
-      <w:r>
-        <w:rPr>
+          <w:rFonts w:ascii="Arial" w:hAnsi="Arial" w:cs="Arial"/>
+          <w:lang w:val="en-TR"/>
+        </w:rPr>
+      </w:pPr>
+      <w:r>
+        <w:rPr>
+          <w:rFonts w:ascii="Arial" w:hAnsi="Arial" w:cs="Arial"/>
           <w:b/>
           <w:bCs/>
           <w:lang w:val="en-TR"/>
@@ -689,11 +810,13 @@
     <w:p>
       <w:pPr>
         <w:rPr>
-          <w:lang w:val="en-TR"/>
-        </w:rPr>
-      </w:pPr>
-      <w:r>
-        <w:rPr>
+          <w:rFonts w:ascii="Arial" w:hAnsi="Arial" w:cs="Arial"/>
+          <w:lang w:val="en-TR"/>
+        </w:rPr>
+      </w:pPr>
+      <w:r>
+        <w:rPr>
+          <w:rFonts w:ascii="Arial" w:hAnsi="Arial" w:cs="Arial"/>
           <w:lang w:val="en-TR"/>
         </w:rPr>
         <w:t>HC</w:t>
@@ -707,12 +830,14 @@
       </w:r>
       <w:r>
         <w:rPr>
+          <w:rFonts w:ascii="Arial" w:hAnsi="Arial" w:cs="Arial"/>
           <w:lang w:val="en-TR"/>
         </w:rPr>
         <w:t xml:space="preserve"> = {</w:t>
       </w:r>
       <w:r>
         <w:rPr>
+          <w:rFonts w:ascii="Arial" w:hAnsi="Arial" w:cs="Arial"/>
           <w:lang w:val="en-TR"/>
         </w:rPr>
         <w:br/>
@@ -720,6 +845,7 @@
       </w:r>
       <w:r>
         <w:rPr>
+          <w:rFonts w:ascii="Arial" w:hAnsi="Arial" w:cs="Arial"/>
           <w:lang w:val="en-TR"/>
         </w:rPr>
         <w:br/>
@@ -727,6 +853,7 @@
       </w:r>
       <w:r>
         <w:rPr>
+          <w:rFonts w:ascii="Arial" w:hAnsi="Arial" w:cs="Arial"/>
           <w:lang w:val="en-TR"/>
         </w:rPr>
         <w:br/>
@@ -734,6 +861,7 @@
       </w:r>
       <w:r>
         <w:rPr>
+          <w:rFonts w:ascii="Arial" w:hAnsi="Arial" w:cs="Arial"/>
           <w:lang w:val="en-TR"/>
         </w:rPr>
         <w:br/>
@@ -741,6 +869,7 @@
       </w:r>
       <w:r>
         <w:rPr>
+          <w:rFonts w:ascii="Arial" w:hAnsi="Arial" w:cs="Arial"/>
           <w:lang w:val="en-TR"/>
         </w:rPr>
         <w:br/>
@@ -748,6 +877,7 @@
       </w:r>
       <w:r>
         <w:rPr>
+          <w:rFonts w:ascii="Arial" w:hAnsi="Arial" w:cs="Arial"/>
           <w:lang w:val="en-TR"/>
         </w:rPr>
         <w:br/>
@@ -755,6 +885,7 @@
       </w:r>
       <w:r>
         <w:rPr>
+          <w:rFonts w:ascii="Arial" w:hAnsi="Arial" w:cs="Arial"/>
           <w:lang w:val="en-TR"/>
         </w:rPr>
         <w:br/>
@@ -762,6 +893,7 @@
       </w:r>
       <w:r>
         <w:rPr>
+          <w:rFonts w:ascii="Arial" w:hAnsi="Arial" w:cs="Arial"/>
           <w:lang w:val="en-TR"/>
         </w:rPr>
         <w:br/>
@@ -771,11 +903,13 @@
     <w:p>
       <w:pPr>
         <w:rPr>
-          <w:lang w:val="en-TR"/>
-        </w:rPr>
-      </w:pPr>
-      <w:r>
-        <w:rPr>
+          <w:rFonts w:ascii="Arial" w:hAnsi="Arial" w:cs="Arial"/>
+          <w:lang w:val="en-TR"/>
+        </w:rPr>
+      </w:pPr>
+      <w:r>
+        <w:rPr>
+          <w:rFonts w:ascii="Arial" w:hAnsi="Arial" w:cs="Arial"/>
           <w:noProof/>
           <w:lang w:val="en-TR"/>
         </w:rPr>
@@ -787,11 +921,13 @@
     <w:p>
       <w:pPr>
         <w:rPr>
-          <w:lang w:val="en-TR"/>
-        </w:rPr>
-      </w:pPr>
-      <w:r>
-        <w:rPr>
+          <w:rFonts w:ascii="Arial" w:hAnsi="Arial" w:cs="Arial"/>
+          <w:lang w:val="en-TR"/>
+        </w:rPr>
+      </w:pPr>
+      <w:r>
+        <w:rPr>
+          <w:rFonts w:ascii="Arial" w:hAnsi="Arial" w:cs="Arial"/>
           <w:b/>
           <w:bCs/>
           <w:lang w:val="en-TR"/>
@@ -802,11 +938,13 @@
     <w:p>
       <w:pPr>
         <w:rPr>
-          <w:lang w:val="en-TR"/>
-        </w:rPr>
-      </w:pPr>
-      <w:r>
-        <w:rPr>
+          <w:rFonts w:ascii="Arial" w:hAnsi="Arial" w:cs="Arial"/>
+          <w:lang w:val="en-TR"/>
+        </w:rPr>
+      </w:pPr>
+      <w:r>
+        <w:rPr>
+          <w:rFonts w:ascii="Arial" w:hAnsi="Arial" w:cs="Arial"/>
           <w:lang w:val="en-TR"/>
         </w:rPr>
         <w:t>D</w:t>
@@ -820,12 +958,14 @@
       </w:r>
       <w:r>
         <w:rPr>
+          <w:rFonts w:ascii="Arial" w:hAnsi="Arial" w:cs="Arial"/>
           <w:lang w:val="en-TR"/>
         </w:rPr>
         <w:t xml:space="preserve"> = {</w:t>
       </w:r>
       <w:r>
         <w:rPr>
+          <w:rFonts w:ascii="Arial" w:hAnsi="Arial" w:cs="Arial"/>
           <w:lang w:val="en-TR"/>
         </w:rPr>
         <w:br/>
@@ -833,6 +973,7 @@
       </w:r>
       <w:r>
         <w:rPr>
+          <w:rFonts w:ascii="Arial" w:hAnsi="Arial" w:cs="Arial"/>
           <w:lang w:val="en-TR"/>
         </w:rPr>
         <w:br/>
@@ -840,6 +981,7 @@
       </w:r>
       <w:r>
         <w:rPr>
+          <w:rFonts w:ascii="Arial" w:hAnsi="Arial" w:cs="Arial"/>
           <w:lang w:val="en-TR"/>
         </w:rPr>
         <w:br/>
@@ -847,46 +989,49 @@
       </w:r>
       <w:r>
         <w:rPr>
+          <w:rFonts w:ascii="Arial" w:hAnsi="Arial" w:cs="Arial"/>
           <w:lang w:val="en-TR"/>
         </w:rPr>
         <w:br/>
         <w:t>}</w:t>
       </w:r>
     </w:p>
-    <w:p/>
-    <w:p>
-      <w:pPr>
-        <w:rPr>
-          <w:b/>
-          <w:bCs/>
-          <w:lang w:val="en-TR"/>
-        </w:rPr>
-      </w:pPr>
-      <w:r>
-        <w:rPr>
-          <w:b/>
-          <w:bCs/>
-          <w:lang w:val="en-TR"/>
-        </w:rPr>
-        <w:t>1.4</w:t>
-      </w:r>
-      <w:r>
-        <w:rPr>
-          <w:b/>
-          <w:bCs/>
-          <w:lang w:val="en-TR"/>
-        </w:rPr>
-        <w:t xml:space="preserve"> Decision Variables</w:t>
-      </w:r>
-    </w:p>
-    <w:p>
-      <w:pPr>
-        <w:rPr>
-          <w:lang w:val="en-TR"/>
-        </w:rPr>
-      </w:pPr>
-      <w:r>
-        <w:rPr>
+    <w:p>
+      <w:pPr>
+        <w:rPr>
+          <w:rFonts w:ascii="Arial" w:hAnsi="Arial" w:cs="Arial"/>
+        </w:rPr>
+      </w:pPr>
+    </w:p>
+    <w:p>
+      <w:pPr>
+        <w:rPr>
+          <w:rFonts w:ascii="Arial" w:hAnsi="Arial" w:cs="Arial"/>
+          <w:b/>
+          <w:bCs/>
+          <w:lang w:val="en-TR"/>
+        </w:rPr>
+      </w:pPr>
+      <w:r>
+        <w:rPr>
+          <w:rFonts w:ascii="Arial" w:hAnsi="Arial" w:cs="Arial"/>
+          <w:b/>
+          <w:bCs/>
+          <w:lang w:val="en-TR"/>
+        </w:rPr>
+        <w:t>1.4 Decision Variables</w:t>
+      </w:r>
+    </w:p>
+    <w:p>
+      <w:pPr>
+        <w:rPr>
+          <w:rFonts w:ascii="Arial" w:hAnsi="Arial" w:cs="Arial"/>
+          <w:lang w:val="en-TR"/>
+        </w:rPr>
+      </w:pPr>
+      <w:r>
+        <w:rPr>
+          <w:rFonts w:ascii="Arial" w:hAnsi="Arial" w:cs="Arial"/>
           <w:lang w:val="en-TR"/>
         </w:rPr>
         <w:t>x</w:t>
@@ -900,6 +1045,7 @@
       </w:r>
       <w:r>
         <w:rPr>
+          <w:rFonts w:ascii="Arial" w:hAnsi="Arial" w:cs="Arial"/>
           <w:lang w:val="en-TR"/>
         </w:rPr>
         <w:t>,</w:t>
@@ -913,6 +1059,7 @@
       </w:r>
       <w:r>
         <w:rPr>
+          <w:rFonts w:ascii="Arial" w:hAnsi="Arial" w:cs="Arial"/>
           <w:lang w:val="en-TR"/>
         </w:rPr>
         <w:t xml:space="preserve"> </w:t>
@@ -926,6 +1073,7 @@
       </w:r>
       <w:r>
         <w:rPr>
+          <w:rFonts w:ascii="Arial" w:hAnsi="Arial" w:cs="Arial"/>
           <w:lang w:val="en-TR"/>
         </w:rPr>
         <w:t xml:space="preserve"> </w:t>
@@ -939,6 +1087,7 @@
       </w:r>
       <w:r>
         <w:rPr>
+          <w:rFonts w:ascii="Arial" w:hAnsi="Arial" w:cs="Arial"/>
           <w:lang w:val="en-TR"/>
         </w:rPr>
         <w:t xml:space="preserve"> → production quantity of part p in period t</w:t>
@@ -947,11 +1096,13 @@
     <w:p>
       <w:pPr>
         <w:rPr>
-          <w:lang w:val="en-TR"/>
-        </w:rPr>
-      </w:pPr>
-      <w:r>
-        <w:rPr>
+          <w:rFonts w:ascii="Arial" w:hAnsi="Arial" w:cs="Arial"/>
+          <w:lang w:val="en-TR"/>
+        </w:rPr>
+      </w:pPr>
+      <w:r>
+        <w:rPr>
+          <w:rFonts w:ascii="Arial" w:hAnsi="Arial" w:cs="Arial"/>
           <w:lang w:val="en-TR"/>
         </w:rPr>
         <w:t>I</w:t>
@@ -965,6 +1116,7 @@
       </w:r>
       <w:r>
         <w:rPr>
+          <w:rFonts w:ascii="Arial" w:hAnsi="Arial" w:cs="Arial"/>
           <w:lang w:val="en-TR"/>
         </w:rPr>
         <w:t>,</w:t>
@@ -978,6 +1130,7 @@
       </w:r>
       <w:r>
         <w:rPr>
+          <w:rFonts w:ascii="Arial" w:hAnsi="Arial" w:cs="Arial"/>
           <w:lang w:val="en-TR"/>
         </w:rPr>
         <w:t xml:space="preserve"> </w:t>
@@ -991,6 +1144,7 @@
       </w:r>
       <w:r>
         <w:rPr>
+          <w:rFonts w:ascii="Arial" w:hAnsi="Arial" w:cs="Arial"/>
           <w:lang w:val="en-TR"/>
         </w:rPr>
         <w:t xml:space="preserve"> </w:t>
@@ -1004,6 +1158,7 @@
       </w:r>
       <w:r>
         <w:rPr>
+          <w:rFonts w:ascii="Arial" w:hAnsi="Arial" w:cs="Arial"/>
           <w:lang w:val="en-TR"/>
         </w:rPr>
         <w:t xml:space="preserve"> → inventory level of part p at the end of period t</w:t>
@@ -1012,11 +1167,13 @@
     <w:p>
       <w:pPr>
         <w:rPr>
-          <w:lang w:val="en-TR"/>
-        </w:rPr>
-      </w:pPr>
-      <w:r>
-        <w:rPr>
+          <w:rFonts w:ascii="Arial" w:hAnsi="Arial" w:cs="Arial"/>
+          <w:lang w:val="en-TR"/>
+        </w:rPr>
+      </w:pPr>
+      <w:r>
+        <w:rPr>
+          <w:rFonts w:ascii="Arial" w:hAnsi="Arial" w:cs="Arial"/>
           <w:lang w:val="en-TR"/>
         </w:rPr>
         <w:t>y</w:t>
@@ -1030,6 +1187,7 @@
       </w:r>
       <w:r>
         <w:rPr>
+          <w:rFonts w:ascii="Arial" w:hAnsi="Arial" w:cs="Arial"/>
           <w:lang w:val="en-TR"/>
         </w:rPr>
         <w:t>,</w:t>
@@ -1043,6 +1201,7 @@
       </w:r>
       <w:r>
         <w:rPr>
+          <w:rFonts w:ascii="Arial" w:hAnsi="Arial" w:cs="Arial"/>
           <w:lang w:val="en-TR"/>
         </w:rPr>
         <w:t xml:space="preserve"> </w:t>
@@ -1056,54 +1215,58 @@
       </w:r>
       <w:r>
         <w:rPr>
+          <w:rFonts w:ascii="Arial" w:hAnsi="Arial" w:cs="Arial"/>
           <w:lang w:val="en-TR"/>
         </w:rPr>
         <w:t xml:space="preserve"> {0,1} → binary variable indicating whether production of part p is set up in period t</w:t>
       </w:r>
     </w:p>
-    <w:p/>
-    <w:p>
-      <w:pPr>
-        <w:rPr>
-          <w:b/>
-          <w:bCs/>
-          <w:lang w:val="en-TR"/>
-        </w:rPr>
-      </w:pPr>
-      <w:r>
-        <w:rPr>
-          <w:b/>
-          <w:bCs/>
-          <w:lang w:val="en-TR"/>
-        </w:rPr>
-        <w:t>1.5</w:t>
-      </w:r>
-      <w:r>
-        <w:rPr>
-          <w:b/>
-          <w:bCs/>
-          <w:lang w:val="en-TR"/>
-        </w:rPr>
-        <w:t xml:space="preserve"> Objective Function</w:t>
-      </w:r>
-    </w:p>
-    <w:p>
-      <w:pPr>
-        <w:rPr>
-          <w:b/>
-          <w:bCs/>
-          <w:lang w:val="en-TR"/>
-        </w:rPr>
-      </w:pPr>
-    </w:p>
-    <w:p>
-      <w:pPr>
-        <w:rPr>
-          <w:lang w:val="en-TR"/>
-        </w:rPr>
-      </w:pPr>
-      <w:r>
-        <w:rPr>
+    <w:p>
+      <w:pPr>
+        <w:rPr>
+          <w:rFonts w:ascii="Arial" w:hAnsi="Arial" w:cs="Arial"/>
+        </w:rPr>
+      </w:pPr>
+    </w:p>
+    <w:p>
+      <w:pPr>
+        <w:rPr>
+          <w:rFonts w:ascii="Arial" w:hAnsi="Arial" w:cs="Arial"/>
+          <w:b/>
+          <w:bCs/>
+          <w:lang w:val="en-TR"/>
+        </w:rPr>
+      </w:pPr>
+      <w:r>
+        <w:rPr>
+          <w:rFonts w:ascii="Arial" w:hAnsi="Arial" w:cs="Arial"/>
+          <w:b/>
+          <w:bCs/>
+          <w:lang w:val="en-TR"/>
+        </w:rPr>
+        <w:t>1.5 Objective Function</w:t>
+      </w:r>
+    </w:p>
+    <w:p>
+      <w:pPr>
+        <w:rPr>
+          <w:rFonts w:ascii="Arial" w:hAnsi="Arial" w:cs="Arial"/>
+          <w:b/>
+          <w:bCs/>
+          <w:lang w:val="en-TR"/>
+        </w:rPr>
+      </w:pPr>
+    </w:p>
+    <w:p>
+      <w:pPr>
+        <w:rPr>
+          <w:rFonts w:ascii="Arial" w:hAnsi="Arial" w:cs="Arial"/>
+          <w:lang w:val="en-TR"/>
+        </w:rPr>
+      </w:pPr>
+      <w:r>
+        <w:rPr>
+          <w:rFonts w:ascii="Arial" w:hAnsi="Arial" w:cs="Arial"/>
           <w:lang w:val="en-TR"/>
         </w:rPr>
         <w:t>The objective of this model is to minimize the total cost associated with production planning over the 30-week planning horizon. This total cost consists of two main components: setup costs and inventory holding costs.</w:t>
@@ -1112,11 +1275,13 @@
     <w:p>
       <w:pPr>
         <w:rPr>
-          <w:lang w:val="en-TR"/>
-        </w:rPr>
-      </w:pPr>
-      <w:r>
-        <w:rPr>
+          <w:rFonts w:ascii="Arial" w:hAnsi="Arial" w:cs="Arial"/>
+          <w:lang w:val="en-TR"/>
+        </w:rPr>
+      </w:pPr>
+      <w:r>
+        <w:rPr>
+          <w:rFonts w:ascii="Arial" w:hAnsi="Arial" w:cs="Arial"/>
           <w:lang w:val="en-TR"/>
         </w:rPr>
         <w:t>Setup costs are incurred each time production is initiated for a specific part in a given period, while holding costs are incurred for storing inventory from one period to the next. As a result, the model aims to strike a balance between producing in larger batches to reduce the frequency of setups and minimizing excess inventory levels.</w:t>
@@ -1125,11 +1290,13 @@
     <w:p>
       <w:pPr>
         <w:rPr>
-          <w:lang w:val="en-TR"/>
-        </w:rPr>
-      </w:pPr>
-      <w:r>
-        <w:rPr>
+          <w:rFonts w:ascii="Arial" w:hAnsi="Arial" w:cs="Arial"/>
+          <w:lang w:val="en-TR"/>
+        </w:rPr>
+      </w:pPr>
+      <w:r>
+        <w:rPr>
+          <w:rFonts w:ascii="Arial" w:hAnsi="Arial" w:cs="Arial"/>
           <w:lang w:val="en-TR"/>
         </w:rPr>
         <w:t>This trade-off is essential, as producing in large quantities reduces setup costs but increases holding costs, whereas frequent production reduces inventory levels but increases setup costs.</w:t>
@@ -1138,22 +1305,25 @@
     <w:p>
       <w:pPr>
         <w:rPr>
-          <w:b/>
-          <w:bCs/>
-          <w:lang w:val="en-TR"/>
-        </w:rPr>
-      </w:pPr>
-    </w:p>
-    <w:p>
-      <w:pPr>
-        <w:rPr>
-          <w:b/>
-          <w:bCs/>
-          <w:lang w:val="en-TR"/>
-        </w:rPr>
-      </w:pPr>
-      <w:r>
-        <w:rPr>
+          <w:rFonts w:ascii="Arial" w:hAnsi="Arial" w:cs="Arial"/>
+          <w:b/>
+          <w:bCs/>
+          <w:lang w:val="en-TR"/>
+        </w:rPr>
+      </w:pPr>
+    </w:p>
+    <w:p>
+      <w:pPr>
+        <w:rPr>
+          <w:rFonts w:ascii="Arial" w:hAnsi="Arial" w:cs="Arial"/>
+          <w:b/>
+          <w:bCs/>
+          <w:lang w:val="en-TR"/>
+        </w:rPr>
+      </w:pPr>
+      <w:r>
+        <w:rPr>
+          <w:rFonts w:ascii="Arial" w:hAnsi="Arial" w:cs="Arial"/>
           <w:b/>
           <w:bCs/>
           <w:lang w:val="en-TR"/>
@@ -1164,26 +1334,27 @@
     <w:p>
       <w:pPr>
         <w:rPr>
-          <w:b/>
-          <w:bCs/>
-          <w:lang w:val="en-TR"/>
-        </w:rPr>
-      </w:pPr>
-    </w:p>
-    <w:p>
-      <w:pPr>
-        <w:widowControl/>
-        <w:autoSpaceDE/>
-        <w:autoSpaceDN/>
-        <w:rPr>
-          <w:rFonts w:ascii="Segoe UI" w:eastAsia="Times New Roman" w:hAnsi="Segoe UI" w:cs="Segoe UI"/>
+          <w:rFonts w:ascii="Arial" w:hAnsi="Arial" w:cs="Arial"/>
+          <w:b/>
+          <w:bCs/>
+          <w:lang w:val="en-TR"/>
+        </w:rPr>
+      </w:pPr>
+    </w:p>
+    <w:p>
+      <w:pPr>
+        <w:widowControl/>
+        <w:autoSpaceDE/>
+        <w:autoSpaceDN/>
+        <w:rPr>
+          <w:rFonts w:ascii="Arial" w:eastAsia="Times New Roman" w:hAnsi="Arial" w:cs="Arial"/>
           <w:bdr w:val="none" w:sz="0" w:space="0" w:color="auto" w:frame="1"/>
         </w:rPr>
       </w:pPr>
       <w:proofErr w:type="spellStart"/>
       <w:r>
         <w:rPr>
-          <w:rFonts w:ascii="Segoe UI" w:eastAsia="Times New Roman" w:hAnsi="Segoe UI" w:cs="Segoe UI"/>
+          <w:rFonts w:ascii="Arial" w:eastAsia="Times New Roman" w:hAnsi="Arial" w:cs="Arial"/>
           <w:bdr w:val="none" w:sz="0" w:space="0" w:color="auto" w:frame="1"/>
         </w:rPr>
         <w:t>Min</w:t>
@@ -1191,10 +1362,17 @@
       <w:proofErr w:type="spellEnd"/>
       <w:r>
         <w:rPr>
-          <w:rFonts w:ascii="Segoe UI" w:eastAsia="Times New Roman" w:hAnsi="Segoe UI" w:cs="Segoe UI"/>
-          <w:bdr w:val="none" w:sz="0" w:space="0" w:color="auto" w:frame="1"/>
-        </w:rPr>
-        <w:t xml:space="preserve"> ∑ₚ</w:t>
+          <w:rFonts w:ascii="Arial" w:eastAsia="Times New Roman" w:hAnsi="Arial" w:cs="Arial"/>
+          <w:bdr w:val="none" w:sz="0" w:space="0" w:color="auto" w:frame="1"/>
+        </w:rPr>
+        <w:t xml:space="preserve"> ∑</w:t>
+      </w:r>
+      <w:r>
+        <w:rPr>
+          <w:rFonts w:ascii="Segoe UI Symbol" w:eastAsia="Times New Roman" w:hAnsi="Segoe UI Symbol" w:cs="Segoe UI Symbol"/>
+          <w:bdr w:val="none" w:sz="0" w:space="0" w:color="auto" w:frame="1"/>
+        </w:rPr>
+        <w:t>ₚ</w:t>
       </w:r>
       <w:r>
         <w:rPr>
@@ -1205,10 +1383,17 @@
       </w:r>
       <w:r>
         <w:rPr>
-          <w:rFonts w:ascii="Segoe UI" w:eastAsia="Times New Roman" w:hAnsi="Segoe UI" w:cs="Segoe UI"/>
-          <w:bdr w:val="none" w:sz="0" w:space="0" w:color="auto" w:frame="1"/>
-        </w:rPr>
-        <w:t>P ∑ₜ</w:t>
+          <w:rFonts w:ascii="Arial" w:eastAsia="Times New Roman" w:hAnsi="Arial" w:cs="Arial"/>
+          <w:bdr w:val="none" w:sz="0" w:space="0" w:color="auto" w:frame="1"/>
+        </w:rPr>
+        <w:t>P ∑</w:t>
+      </w:r>
+      <w:r>
+        <w:rPr>
+          <w:rFonts w:ascii="Segoe UI Symbol" w:eastAsia="Times New Roman" w:hAnsi="Segoe UI Symbol" w:cs="Segoe UI Symbol"/>
+          <w:bdr w:val="none" w:sz="0" w:space="0" w:color="auto" w:frame="1"/>
+        </w:rPr>
+        <w:t>ₜ</w:t>
       </w:r>
       <w:r>
         <w:rPr>
@@ -1219,119 +1404,183 @@
       </w:r>
       <w:r>
         <w:rPr>
-          <w:rFonts w:ascii="Segoe UI" w:eastAsia="Times New Roman" w:hAnsi="Segoe UI" w:cs="Segoe UI"/>
-          <w:bdr w:val="none" w:sz="0" w:space="0" w:color="auto" w:frame="1"/>
-        </w:rPr>
-        <w:t>T (SCₚ · yₚ,ₜ + HCₚ · Iₚ,ₜ)</w:t>
-      </w:r>
-    </w:p>
-    <w:p>
-      <w:pPr>
-        <w:widowControl/>
-        <w:autoSpaceDE/>
-        <w:autoSpaceDN/>
-        <w:rPr>
-          <w:rFonts w:ascii="Segoe UI" w:eastAsia="Times New Roman" w:hAnsi="Segoe UI" w:cs="Segoe UI"/>
-          <w:bdr w:val="none" w:sz="0" w:space="0" w:color="auto" w:frame="1"/>
-        </w:rPr>
-      </w:pPr>
-    </w:p>
-    <w:p>
-      <w:pPr>
-        <w:widowControl/>
-        <w:autoSpaceDE/>
-        <w:autoSpaceDN/>
-        <w:rPr>
-          <w:rFonts w:ascii="Segoe UI" w:eastAsia="Times New Roman" w:hAnsi="Segoe UI" w:cs="Segoe UI"/>
-          <w:b/>
-          <w:bCs/>
-          <w:bdr w:val="none" w:sz="0" w:space="0" w:color="auto" w:frame="1"/>
-          <w:lang w:val="en-TR"/>
-        </w:rPr>
-      </w:pPr>
-      <w:r>
-        <w:rPr>
-          <w:rFonts w:ascii="Segoe UI" w:eastAsia="Times New Roman" w:hAnsi="Segoe UI" w:cs="Segoe UI"/>
-          <w:b/>
-          <w:bCs/>
-          <w:bdr w:val="none" w:sz="0" w:space="0" w:color="auto" w:frame="1"/>
-          <w:lang w:val="en-TR"/>
-        </w:rPr>
-        <w:t>1.6</w:t>
-      </w:r>
-      <w:r>
-        <w:rPr>
-          <w:rFonts w:ascii="Segoe UI" w:eastAsia="Times New Roman" w:hAnsi="Segoe UI" w:cs="Segoe UI"/>
-          <w:b/>
-          <w:bCs/>
-          <w:bdr w:val="none" w:sz="0" w:space="0" w:color="auto" w:frame="1"/>
-          <w:lang w:val="en-TR"/>
-        </w:rPr>
-        <w:t xml:space="preserve"> Constraints</w:t>
-      </w:r>
-    </w:p>
-    <w:p>
-      <w:pPr>
-        <w:widowControl/>
-        <w:autoSpaceDE/>
-        <w:autoSpaceDN/>
-        <w:rPr>
-          <w:rFonts w:ascii="Segoe UI" w:eastAsia="Times New Roman" w:hAnsi="Segoe UI" w:cs="Segoe UI"/>
-          <w:b/>
-          <w:bCs/>
-          <w:bdr w:val="none" w:sz="0" w:space="0" w:color="auto" w:frame="1"/>
-          <w:lang w:val="en-TR"/>
-        </w:rPr>
-      </w:pPr>
-    </w:p>
-    <w:p>
-      <w:pPr>
-        <w:widowControl/>
-        <w:autoSpaceDE/>
-        <w:autoSpaceDN/>
-        <w:rPr>
-          <w:rFonts w:ascii="Segoe UI" w:eastAsia="Times New Roman" w:hAnsi="Segoe UI" w:cs="Segoe UI"/>
-          <w:b/>
-          <w:bCs/>
-          <w:bdr w:val="none" w:sz="0" w:space="0" w:color="auto" w:frame="1"/>
-          <w:lang w:val="en-TR"/>
-        </w:rPr>
-      </w:pPr>
-      <w:r>
-        <w:rPr>
-          <w:rFonts w:ascii="Segoe UI" w:eastAsia="Times New Roman" w:hAnsi="Segoe UI" w:cs="Segoe UI"/>
-          <w:b/>
-          <w:bCs/>
-          <w:bdr w:val="none" w:sz="0" w:space="0" w:color="auto" w:frame="1"/>
-          <w:lang w:val="en-TR"/>
-        </w:rPr>
-        <w:t>1.6.1</w:t>
-      </w:r>
-      <w:r>
-        <w:rPr>
-          <w:rFonts w:ascii="Segoe UI" w:eastAsia="Times New Roman" w:hAnsi="Segoe UI" w:cs="Segoe UI"/>
-          <w:b/>
-          <w:bCs/>
-          <w:bdr w:val="none" w:sz="0" w:space="0" w:color="auto" w:frame="1"/>
-          <w:lang w:val="en-TR"/>
-        </w:rPr>
-        <w:t xml:space="preserve"> Inventory Balance with Lead Times and BoM Relations</w:t>
-      </w:r>
-    </w:p>
-    <w:p>
-      <w:pPr>
-        <w:widowControl/>
-        <w:autoSpaceDE/>
-        <w:autoSpaceDN/>
-        <w:rPr>
-          <w:rFonts w:ascii="Segoe UI" w:eastAsia="Times New Roman" w:hAnsi="Segoe UI" w:cs="Segoe UI"/>
-          <w:bdr w:val="none" w:sz="0" w:space="0" w:color="auto" w:frame="1"/>
-          <w:lang w:val="en-TR"/>
-        </w:rPr>
-      </w:pPr>
-      <w:r>
-        <w:rPr>
-          <w:rFonts w:ascii="Segoe UI" w:eastAsia="Times New Roman" w:hAnsi="Segoe UI" w:cs="Segoe UI"/>
+          <w:rFonts w:ascii="Arial" w:eastAsia="Times New Roman" w:hAnsi="Arial" w:cs="Arial"/>
+          <w:bdr w:val="none" w:sz="0" w:space="0" w:color="auto" w:frame="1"/>
+        </w:rPr>
+        <w:t>T (SC</w:t>
+      </w:r>
+      <w:r>
+        <w:rPr>
+          <w:rFonts w:ascii="Segoe UI Symbol" w:eastAsia="Times New Roman" w:hAnsi="Segoe UI Symbol" w:cs="Segoe UI Symbol"/>
+          <w:bdr w:val="none" w:sz="0" w:space="0" w:color="auto" w:frame="1"/>
+        </w:rPr>
+        <w:t>ₚ</w:t>
+      </w:r>
+      <w:r>
+        <w:rPr>
+          <w:rFonts w:ascii="Arial" w:eastAsia="Times New Roman" w:hAnsi="Arial" w:cs="Arial"/>
+          <w:bdr w:val="none" w:sz="0" w:space="0" w:color="auto" w:frame="1"/>
+        </w:rPr>
+        <w:t xml:space="preserve"> · y</w:t>
+      </w:r>
+      <w:r>
+        <w:rPr>
+          <w:rFonts w:ascii="Segoe UI Symbol" w:eastAsia="Times New Roman" w:hAnsi="Segoe UI Symbol" w:cs="Segoe UI Symbol"/>
+          <w:bdr w:val="none" w:sz="0" w:space="0" w:color="auto" w:frame="1"/>
+        </w:rPr>
+        <w:t>ₚ</w:t>
+      </w:r>
+      <w:r>
+        <w:rPr>
+          <w:rFonts w:ascii="Arial" w:eastAsia="Times New Roman" w:hAnsi="Arial" w:cs="Arial"/>
+          <w:bdr w:val="none" w:sz="0" w:space="0" w:color="auto" w:frame="1"/>
+        </w:rPr>
+        <w:t>,</w:t>
+      </w:r>
+      <w:r>
+        <w:rPr>
+          <w:rFonts w:ascii="Segoe UI Symbol" w:eastAsia="Times New Roman" w:hAnsi="Segoe UI Symbol" w:cs="Segoe UI Symbol"/>
+          <w:bdr w:val="none" w:sz="0" w:space="0" w:color="auto" w:frame="1"/>
+        </w:rPr>
+        <w:t>ₜ</w:t>
+      </w:r>
+      <w:r>
+        <w:rPr>
+          <w:rFonts w:ascii="Arial" w:eastAsia="Times New Roman" w:hAnsi="Arial" w:cs="Arial"/>
+          <w:bdr w:val="none" w:sz="0" w:space="0" w:color="auto" w:frame="1"/>
+        </w:rPr>
+        <w:t xml:space="preserve"> + HC</w:t>
+      </w:r>
+      <w:r>
+        <w:rPr>
+          <w:rFonts w:ascii="Segoe UI Symbol" w:eastAsia="Times New Roman" w:hAnsi="Segoe UI Symbol" w:cs="Segoe UI Symbol"/>
+          <w:bdr w:val="none" w:sz="0" w:space="0" w:color="auto" w:frame="1"/>
+        </w:rPr>
+        <w:t>ₚ</w:t>
+      </w:r>
+      <w:r>
+        <w:rPr>
+          <w:rFonts w:ascii="Arial" w:eastAsia="Times New Roman" w:hAnsi="Arial" w:cs="Arial"/>
+          <w:bdr w:val="none" w:sz="0" w:space="0" w:color="auto" w:frame="1"/>
+        </w:rPr>
+        <w:t xml:space="preserve"> · I</w:t>
+      </w:r>
+      <w:r>
+        <w:rPr>
+          <w:rFonts w:ascii="Segoe UI Symbol" w:eastAsia="Times New Roman" w:hAnsi="Segoe UI Symbol" w:cs="Segoe UI Symbol"/>
+          <w:bdr w:val="none" w:sz="0" w:space="0" w:color="auto" w:frame="1"/>
+        </w:rPr>
+        <w:t>ₚ</w:t>
+      </w:r>
+      <w:r>
+        <w:rPr>
+          <w:rFonts w:ascii="Arial" w:eastAsia="Times New Roman" w:hAnsi="Arial" w:cs="Arial"/>
+          <w:bdr w:val="none" w:sz="0" w:space="0" w:color="auto" w:frame="1"/>
+        </w:rPr>
+        <w:t>,</w:t>
+      </w:r>
+      <w:r>
+        <w:rPr>
+          <w:rFonts w:ascii="Segoe UI Symbol" w:eastAsia="Times New Roman" w:hAnsi="Segoe UI Symbol" w:cs="Segoe UI Symbol"/>
+          <w:bdr w:val="none" w:sz="0" w:space="0" w:color="auto" w:frame="1"/>
+        </w:rPr>
+        <w:t>ₜ</w:t>
+      </w:r>
+      <w:r>
+        <w:rPr>
+          <w:rFonts w:ascii="Arial" w:eastAsia="Times New Roman" w:hAnsi="Arial" w:cs="Arial"/>
+          <w:bdr w:val="none" w:sz="0" w:space="0" w:color="auto" w:frame="1"/>
+        </w:rPr>
+        <w:t>)</w:t>
+      </w:r>
+    </w:p>
+    <w:p>
+      <w:pPr>
+        <w:widowControl/>
+        <w:autoSpaceDE/>
+        <w:autoSpaceDN/>
+        <w:rPr>
+          <w:rFonts w:ascii="Arial" w:eastAsia="Times New Roman" w:hAnsi="Arial" w:cs="Arial"/>
+          <w:bdr w:val="none" w:sz="0" w:space="0" w:color="auto" w:frame="1"/>
+        </w:rPr>
+      </w:pPr>
+    </w:p>
+    <w:p>
+      <w:pPr>
+        <w:widowControl/>
+        <w:autoSpaceDE/>
+        <w:autoSpaceDN/>
+        <w:rPr>
+          <w:rFonts w:ascii="Arial" w:eastAsia="Times New Roman" w:hAnsi="Arial" w:cs="Arial"/>
+          <w:b/>
+          <w:bCs/>
+          <w:bdr w:val="none" w:sz="0" w:space="0" w:color="auto" w:frame="1"/>
+          <w:lang w:val="en-TR"/>
+        </w:rPr>
+      </w:pPr>
+      <w:r>
+        <w:rPr>
+          <w:rFonts w:ascii="Arial" w:eastAsia="Times New Roman" w:hAnsi="Arial" w:cs="Arial"/>
+          <w:b/>
+          <w:bCs/>
+          <w:bdr w:val="none" w:sz="0" w:space="0" w:color="auto" w:frame="1"/>
+          <w:lang w:val="en-TR"/>
+        </w:rPr>
+        <w:t>1.6 Constraints</w:t>
+      </w:r>
+    </w:p>
+    <w:p>
+      <w:pPr>
+        <w:widowControl/>
+        <w:autoSpaceDE/>
+        <w:autoSpaceDN/>
+        <w:rPr>
+          <w:rFonts w:ascii="Arial" w:eastAsia="Times New Roman" w:hAnsi="Arial" w:cs="Arial"/>
+          <w:b/>
+          <w:bCs/>
+          <w:bdr w:val="none" w:sz="0" w:space="0" w:color="auto" w:frame="1"/>
+          <w:lang w:val="en-TR"/>
+        </w:rPr>
+      </w:pPr>
+    </w:p>
+    <w:p>
+      <w:pPr>
+        <w:widowControl/>
+        <w:autoSpaceDE/>
+        <w:autoSpaceDN/>
+        <w:rPr>
+          <w:rFonts w:ascii="Arial" w:eastAsia="Times New Roman" w:hAnsi="Arial" w:cs="Arial"/>
+          <w:b/>
+          <w:bCs/>
+          <w:bdr w:val="none" w:sz="0" w:space="0" w:color="auto" w:frame="1"/>
+          <w:lang w:val="en-TR"/>
+        </w:rPr>
+      </w:pPr>
+      <w:r>
+        <w:rPr>
+          <w:rFonts w:ascii="Arial" w:eastAsia="Times New Roman" w:hAnsi="Arial" w:cs="Arial"/>
+          <w:b/>
+          <w:bCs/>
+          <w:bdr w:val="none" w:sz="0" w:space="0" w:color="auto" w:frame="1"/>
+          <w:lang w:val="en-TR"/>
+        </w:rPr>
+        <w:t>1.6.1 Inventory Balance with Lead Times and BoM Relations</w:t>
+      </w:r>
+    </w:p>
+    <w:p>
+      <w:pPr>
+        <w:widowControl/>
+        <w:autoSpaceDE/>
+        <w:autoSpaceDN/>
+        <w:rPr>
+          <w:rFonts w:ascii="Arial" w:eastAsia="Times New Roman" w:hAnsi="Arial" w:cs="Arial"/>
+          <w:bdr w:val="none" w:sz="0" w:space="0" w:color="auto" w:frame="1"/>
+          <w:lang w:val="en-TR"/>
+        </w:rPr>
+      </w:pPr>
+      <w:r>
+        <w:rPr>
+          <w:rFonts w:ascii="Arial" w:eastAsia="Times New Roman" w:hAnsi="Arial" w:cs="Arial"/>
           <w:bdr w:val="none" w:sz="0" w:space="0" w:color="auto" w:frame="1"/>
           <w:lang w:val="en-TR"/>
         </w:rPr>
@@ -1344,14 +1593,14 @@
         <w:autoSpaceDE/>
         <w:autoSpaceDN/>
         <w:rPr>
-          <w:rFonts w:ascii="Segoe UI" w:eastAsia="Times New Roman" w:hAnsi="Segoe UI" w:cs="Segoe UI"/>
-          <w:bdr w:val="none" w:sz="0" w:space="0" w:color="auto" w:frame="1"/>
-          <w:lang w:val="en-TR"/>
-        </w:rPr>
-      </w:pPr>
-      <w:r>
-        <w:rPr>
-          <w:rFonts w:ascii="Segoe UI" w:eastAsia="Times New Roman" w:hAnsi="Segoe UI" w:cs="Segoe UI"/>
+          <w:rFonts w:ascii="Arial" w:eastAsia="Times New Roman" w:hAnsi="Arial" w:cs="Arial"/>
+          <w:bdr w:val="none" w:sz="0" w:space="0" w:color="auto" w:frame="1"/>
+          <w:lang w:val="en-TR"/>
+        </w:rPr>
+      </w:pPr>
+      <w:r>
+        <w:rPr>
+          <w:rFonts w:ascii="Arial" w:eastAsia="Times New Roman" w:hAnsi="Arial" w:cs="Arial"/>
           <w:bdr w:val="none" w:sz="0" w:space="0" w:color="auto" w:frame="1"/>
           <w:lang w:val="en-TR"/>
         </w:rPr>
@@ -1364,14 +1613,14 @@
         <w:autoSpaceDE/>
         <w:autoSpaceDN/>
         <w:rPr>
-          <w:rFonts w:ascii="Segoe UI" w:eastAsia="Times New Roman" w:hAnsi="Segoe UI" w:cs="Segoe UI"/>
-          <w:bdr w:val="none" w:sz="0" w:space="0" w:color="auto" w:frame="1"/>
-          <w:lang w:val="en-TR"/>
-        </w:rPr>
-      </w:pPr>
-      <w:r>
-        <w:rPr>
-          <w:rFonts w:ascii="Segoe UI" w:eastAsia="Times New Roman" w:hAnsi="Segoe UI" w:cs="Segoe UI"/>
+          <w:rFonts w:ascii="Arial" w:eastAsia="Times New Roman" w:hAnsi="Arial" w:cs="Arial"/>
+          <w:bdr w:val="none" w:sz="0" w:space="0" w:color="auto" w:frame="1"/>
+          <w:lang w:val="en-TR"/>
+        </w:rPr>
+      </w:pPr>
+      <w:r>
+        <w:rPr>
+          <w:rFonts w:ascii="Arial" w:eastAsia="Times New Roman" w:hAnsi="Arial" w:cs="Arial"/>
           <w:noProof/>
           <w:lang w:val="en-TR"/>
         </w:rPr>
@@ -1386,48 +1635,38 @@
         <w:autoSpaceDE/>
         <w:autoSpaceDN/>
         <w:rPr>
-          <w:rFonts w:ascii="Segoe UI" w:eastAsia="Times New Roman" w:hAnsi="Segoe UI" w:cs="Segoe UI"/>
-          <w:b/>
-          <w:bCs/>
-          <w:bdr w:val="none" w:sz="0" w:space="0" w:color="auto" w:frame="1"/>
-          <w:lang w:val="en-TR"/>
-        </w:rPr>
-      </w:pPr>
-      <w:r>
-        <w:rPr>
-          <w:rFonts w:ascii="Segoe UI" w:eastAsia="Times New Roman" w:hAnsi="Segoe UI" w:cs="Segoe UI"/>
-          <w:b/>
-          <w:bCs/>
-          <w:bdr w:val="none" w:sz="0" w:space="0" w:color="auto" w:frame="1"/>
-          <w:lang w:val="en-TR"/>
-        </w:rPr>
-        <w:t>1.6.1.1</w:t>
-      </w:r>
-      <w:r>
-        <w:rPr>
-          <w:rFonts w:ascii="Segoe UI" w:eastAsia="Times New Roman" w:hAnsi="Segoe UI" w:cs="Segoe UI"/>
-          <w:b/>
-          <w:bCs/>
-          <w:bdr w:val="none" w:sz="0" w:space="0" w:color="auto" w:frame="1"/>
-          <w:lang w:val="en-TR"/>
-        </w:rPr>
-        <w:t xml:space="preserve"> Inventory Balance Constraints (for t = 1)</w:t>
-      </w:r>
-    </w:p>
-    <w:p>
-      <w:pPr>
-        <w:widowControl/>
-        <w:autoSpaceDE/>
-        <w:autoSpaceDN/>
-        <w:rPr>
-          <w:rFonts w:ascii="Segoe UI" w:eastAsia="Times New Roman" w:hAnsi="Segoe UI" w:cs="Segoe UI"/>
-          <w:bdr w:val="none" w:sz="0" w:space="0" w:color="auto" w:frame="1"/>
-          <w:lang w:val="en-TR"/>
-        </w:rPr>
-      </w:pPr>
-      <w:r>
-        <w:rPr>
-          <w:rFonts w:ascii="Segoe UI" w:eastAsia="Times New Roman" w:hAnsi="Segoe UI" w:cs="Segoe UI"/>
+          <w:rFonts w:ascii="Arial" w:eastAsia="Times New Roman" w:hAnsi="Arial" w:cs="Arial"/>
+          <w:b/>
+          <w:bCs/>
+          <w:bdr w:val="none" w:sz="0" w:space="0" w:color="auto" w:frame="1"/>
+          <w:lang w:val="en-TR"/>
+        </w:rPr>
+      </w:pPr>
+      <w:r>
+        <w:rPr>
+          <w:rFonts w:ascii="Arial" w:eastAsia="Times New Roman" w:hAnsi="Arial" w:cs="Arial"/>
+          <w:b/>
+          <w:bCs/>
+          <w:bdr w:val="none" w:sz="0" w:space="0" w:color="auto" w:frame="1"/>
+          <w:lang w:val="en-TR"/>
+        </w:rPr>
+        <w:t>1.6.1.1 Inventory Balance Constraints (for t = 1)</w:t>
+      </w:r>
+    </w:p>
+    <w:p>
+      <w:pPr>
+        <w:widowControl/>
+        <w:autoSpaceDE/>
+        <w:autoSpaceDN/>
+        <w:rPr>
+          <w:rFonts w:ascii="Arial" w:eastAsia="Times New Roman" w:hAnsi="Arial" w:cs="Arial"/>
+          <w:bdr w:val="none" w:sz="0" w:space="0" w:color="auto" w:frame="1"/>
+          <w:lang w:val="en-TR"/>
+        </w:rPr>
+      </w:pPr>
+      <w:r>
+        <w:rPr>
+          <w:rFonts w:ascii="Arial" w:eastAsia="Times New Roman" w:hAnsi="Arial" w:cs="Arial"/>
           <w:bdr w:val="none" w:sz="0" w:space="0" w:color="auto" w:frame="1"/>
           <w:lang w:val="en-TR"/>
         </w:rPr>
@@ -1440,14 +1679,14 @@
         <w:autoSpaceDE/>
         <w:autoSpaceDN/>
         <w:rPr>
-          <w:rFonts w:ascii="Segoe UI" w:eastAsia="Times New Roman" w:hAnsi="Segoe UI" w:cs="Segoe UI"/>
-          <w:bdr w:val="none" w:sz="0" w:space="0" w:color="auto" w:frame="1"/>
-          <w:lang w:val="en-TR"/>
-        </w:rPr>
-      </w:pPr>
-      <w:r>
-        <w:rPr>
-          <w:rFonts w:ascii="Segoe UI" w:eastAsia="Times New Roman" w:hAnsi="Segoe UI" w:cs="Segoe UI"/>
+          <w:rFonts w:ascii="Arial" w:eastAsia="Times New Roman" w:hAnsi="Arial" w:cs="Arial"/>
+          <w:bdr w:val="none" w:sz="0" w:space="0" w:color="auto" w:frame="1"/>
+          <w:lang w:val="en-TR"/>
+        </w:rPr>
+      </w:pPr>
+      <w:r>
+        <w:rPr>
+          <w:rFonts w:ascii="Arial" w:eastAsia="Times New Roman" w:hAnsi="Arial" w:cs="Arial"/>
           <w:bdr w:val="none" w:sz="0" w:space="0" w:color="auto" w:frame="1"/>
           <w:lang w:val="en-TR"/>
         </w:rPr>
@@ -1460,14 +1699,14 @@
         <w:autoSpaceDE/>
         <w:autoSpaceDN/>
         <w:rPr>
-          <w:rFonts w:ascii="Segoe UI" w:eastAsia="Times New Roman" w:hAnsi="Segoe UI" w:cs="Segoe UI"/>
-          <w:bdr w:val="none" w:sz="0" w:space="0" w:color="auto" w:frame="1"/>
-          <w:lang w:val="en-TR"/>
-        </w:rPr>
-      </w:pPr>
-      <w:r>
-        <w:rPr>
-          <w:rFonts w:ascii="Segoe UI" w:eastAsia="Times New Roman" w:hAnsi="Segoe UI" w:cs="Segoe UI"/>
+          <w:rFonts w:ascii="Arial" w:eastAsia="Times New Roman" w:hAnsi="Arial" w:cs="Arial"/>
+          <w:bdr w:val="none" w:sz="0" w:space="0" w:color="auto" w:frame="1"/>
+          <w:lang w:val="en-TR"/>
+        </w:rPr>
+      </w:pPr>
+      <w:r>
+        <w:rPr>
+          <w:rFonts w:ascii="Arial" w:eastAsia="Times New Roman" w:hAnsi="Arial" w:cs="Arial"/>
           <w:bdr w:val="none" w:sz="0" w:space="0" w:color="auto" w:frame="1"/>
           <w:lang w:val="en-TR"/>
         </w:rPr>
@@ -1480,26 +1719,26 @@
         <w:autoSpaceDE/>
         <w:autoSpaceDN/>
         <w:rPr>
-          <w:rFonts w:ascii="Segoe UI" w:eastAsia="Times New Roman" w:hAnsi="Segoe UI" w:cs="Segoe UI"/>
-          <w:bdr w:val="none" w:sz="0" w:space="0" w:color="auto" w:frame="1"/>
-          <w:lang w:val="en-TR"/>
-        </w:rPr>
-      </w:pPr>
-    </w:p>
-    <w:p>
-      <w:pPr>
-        <w:widowControl/>
-        <w:autoSpaceDE/>
-        <w:autoSpaceDN/>
-        <w:rPr>
-          <w:rFonts w:ascii="Segoe UI" w:eastAsia="Times New Roman" w:hAnsi="Segoe UI" w:cs="Segoe UI"/>
+          <w:rFonts w:ascii="Arial" w:eastAsia="Times New Roman" w:hAnsi="Arial" w:cs="Arial"/>
+          <w:bdr w:val="none" w:sz="0" w:space="0" w:color="auto" w:frame="1"/>
+          <w:lang w:val="en-TR"/>
+        </w:rPr>
+      </w:pPr>
+    </w:p>
+    <w:p>
+      <w:pPr>
+        <w:widowControl/>
+        <w:autoSpaceDE/>
+        <w:autoSpaceDN/>
+        <w:rPr>
+          <w:rFonts w:ascii="Arial" w:eastAsia="Times New Roman" w:hAnsi="Arial" w:cs="Arial"/>
           <w:bdr w:val="none" w:sz="0" w:space="0" w:color="auto" w:frame="1"/>
         </w:rPr>
       </w:pPr>
       <w:proofErr w:type="spellStart"/>
       <w:r>
         <w:rPr>
-          <w:rFonts w:ascii="Segoe UI" w:eastAsia="Times New Roman" w:hAnsi="Segoe UI" w:cs="Segoe UI"/>
+          <w:rFonts w:ascii="Arial" w:eastAsia="Times New Roman" w:hAnsi="Arial" w:cs="Arial"/>
           <w:bdr w:val="none" w:sz="0" w:space="0" w:color="auto" w:frame="1"/>
         </w:rPr>
         <w:t>For</w:t>
@@ -1507,7 +1746,7 @@
       <w:proofErr w:type="spellEnd"/>
       <w:r>
         <w:rPr>
-          <w:rFonts w:ascii="Segoe UI" w:eastAsia="Times New Roman" w:hAnsi="Segoe UI" w:cs="Segoe UI"/>
+          <w:rFonts w:ascii="Arial" w:eastAsia="Times New Roman" w:hAnsi="Arial" w:cs="Arial"/>
           <w:bdr w:val="none" w:sz="0" w:space="0" w:color="auto" w:frame="1"/>
         </w:rPr>
         <w:t xml:space="preserve"> an </w:t>
@@ -1515,7 +1754,7 @@
       <w:proofErr w:type="spellStart"/>
       <w:r>
         <w:rPr>
-          <w:rFonts w:ascii="Segoe UI" w:eastAsia="Times New Roman" w:hAnsi="Segoe UI" w:cs="Segoe UI"/>
+          <w:rFonts w:ascii="Arial" w:eastAsia="Times New Roman" w:hAnsi="Arial" w:cs="Arial"/>
           <w:bdr w:val="none" w:sz="0" w:space="0" w:color="auto" w:frame="1"/>
         </w:rPr>
         <w:t>intermediate</w:t>
@@ -1523,7 +1762,7 @@
       <w:proofErr w:type="spellEnd"/>
       <w:r>
         <w:rPr>
-          <w:rFonts w:ascii="Segoe UI" w:eastAsia="Times New Roman" w:hAnsi="Segoe UI" w:cs="Segoe UI"/>
+          <w:rFonts w:ascii="Arial" w:eastAsia="Times New Roman" w:hAnsi="Arial" w:cs="Arial"/>
           <w:bdr w:val="none" w:sz="0" w:space="0" w:color="auto" w:frame="1"/>
         </w:rPr>
         <w:t xml:space="preserve"> </w:t>
@@ -1531,7 +1770,7 @@
       <w:proofErr w:type="spellStart"/>
       <w:r>
         <w:rPr>
-          <w:rFonts w:ascii="Segoe UI" w:eastAsia="Times New Roman" w:hAnsi="Segoe UI" w:cs="Segoe UI"/>
+          <w:rFonts w:ascii="Arial" w:eastAsia="Times New Roman" w:hAnsi="Arial" w:cs="Arial"/>
           <w:bdr w:val="none" w:sz="0" w:space="0" w:color="auto" w:frame="1"/>
         </w:rPr>
         <w:t>component</w:t>
@@ -1539,7 +1778,7 @@
       <w:proofErr w:type="spellEnd"/>
       <w:r>
         <w:rPr>
-          <w:rFonts w:ascii="Segoe UI" w:eastAsia="Times New Roman" w:hAnsi="Segoe UI" w:cs="Segoe UI"/>
+          <w:rFonts w:ascii="Arial" w:eastAsia="Times New Roman" w:hAnsi="Arial" w:cs="Arial"/>
           <w:bdr w:val="none" w:sz="0" w:space="0" w:color="auto" w:frame="1"/>
         </w:rPr>
         <w:t xml:space="preserve"> (</w:t>
@@ -1547,7 +1786,7 @@
       <w:proofErr w:type="spellStart"/>
       <w:r>
         <w:rPr>
-          <w:rFonts w:ascii="Segoe UI" w:eastAsia="Times New Roman" w:hAnsi="Segoe UI" w:cs="Segoe UI"/>
+          <w:rFonts w:ascii="Arial" w:eastAsia="Times New Roman" w:hAnsi="Arial" w:cs="Arial"/>
           <w:bdr w:val="none" w:sz="0" w:space="0" w:color="auto" w:frame="1"/>
         </w:rPr>
         <w:t>example</w:t>
@@ -1555,7 +1794,7 @@
       <w:proofErr w:type="spellEnd"/>
       <w:r>
         <w:rPr>
-          <w:rFonts w:ascii="Segoe UI" w:eastAsia="Times New Roman" w:hAnsi="Segoe UI" w:cs="Segoe UI"/>
+          <w:rFonts w:ascii="Arial" w:eastAsia="Times New Roman" w:hAnsi="Arial" w:cs="Arial"/>
           <w:bdr w:val="none" w:sz="0" w:space="0" w:color="auto" w:frame="1"/>
         </w:rPr>
         <w:t xml:space="preserve"> V1501):</w:t>
@@ -1567,14 +1806,14 @@
         <w:autoSpaceDE/>
         <w:autoSpaceDN/>
         <w:rPr>
-          <w:rFonts w:ascii="Segoe UI" w:eastAsia="Times New Roman" w:hAnsi="Segoe UI" w:cs="Segoe UI"/>
-          <w:bdr w:val="none" w:sz="0" w:space="0" w:color="auto" w:frame="1"/>
-          <w:lang w:val="en-TR"/>
-        </w:rPr>
-      </w:pPr>
-      <w:r>
-        <w:rPr>
-          <w:rFonts w:ascii="Segoe UI" w:eastAsia="Times New Roman" w:hAnsi="Segoe UI" w:cs="Segoe UI"/>
+          <w:rFonts w:ascii="Arial" w:eastAsia="Times New Roman" w:hAnsi="Arial" w:cs="Arial"/>
+          <w:bdr w:val="none" w:sz="0" w:space="0" w:color="auto" w:frame="1"/>
+          <w:lang w:val="en-TR"/>
+        </w:rPr>
+      </w:pPr>
+      <w:r>
+        <w:rPr>
+          <w:rFonts w:ascii="Arial" w:eastAsia="Times New Roman" w:hAnsi="Arial" w:cs="Arial"/>
           <w:bdr w:val="none" w:sz="0" w:space="0" w:color="auto" w:frame="1"/>
           <w:lang w:val="en-TR"/>
         </w:rPr>
@@ -1587,26 +1826,26 @@
         <w:autoSpaceDE/>
         <w:autoSpaceDN/>
         <w:rPr>
-          <w:rFonts w:ascii="Segoe UI" w:eastAsia="Times New Roman" w:hAnsi="Segoe UI" w:cs="Segoe UI"/>
-          <w:bdr w:val="none" w:sz="0" w:space="0" w:color="auto" w:frame="1"/>
-          <w:lang w:val="en-TR"/>
-        </w:rPr>
-      </w:pPr>
-    </w:p>
-    <w:p>
-      <w:pPr>
-        <w:widowControl/>
-        <w:autoSpaceDE/>
-        <w:autoSpaceDN/>
-        <w:rPr>
-          <w:rFonts w:ascii="Segoe UI" w:eastAsia="Times New Roman" w:hAnsi="Segoe UI" w:cs="Segoe UI"/>
+          <w:rFonts w:ascii="Arial" w:eastAsia="Times New Roman" w:hAnsi="Arial" w:cs="Arial"/>
+          <w:bdr w:val="none" w:sz="0" w:space="0" w:color="auto" w:frame="1"/>
+          <w:lang w:val="en-TR"/>
+        </w:rPr>
+      </w:pPr>
+    </w:p>
+    <w:p>
+      <w:pPr>
+        <w:widowControl/>
+        <w:autoSpaceDE/>
+        <w:autoSpaceDN/>
+        <w:rPr>
+          <w:rFonts w:ascii="Arial" w:eastAsia="Times New Roman" w:hAnsi="Arial" w:cs="Arial"/>
           <w:bdr w:val="none" w:sz="0" w:space="0" w:color="auto" w:frame="1"/>
         </w:rPr>
       </w:pPr>
       <w:proofErr w:type="spellStart"/>
       <w:r>
         <w:rPr>
-          <w:rFonts w:ascii="Segoe UI" w:eastAsia="Times New Roman" w:hAnsi="Segoe UI" w:cs="Segoe UI"/>
+          <w:rFonts w:ascii="Arial" w:eastAsia="Times New Roman" w:hAnsi="Arial" w:cs="Arial"/>
           <w:bdr w:val="none" w:sz="0" w:space="0" w:color="auto" w:frame="1"/>
         </w:rPr>
         <w:t>For</w:t>
@@ -1614,7 +1853,7 @@
       <w:proofErr w:type="spellEnd"/>
       <w:r>
         <w:rPr>
-          <w:rFonts w:ascii="Segoe UI" w:eastAsia="Times New Roman" w:hAnsi="Segoe UI" w:cs="Segoe UI"/>
+          <w:rFonts w:ascii="Arial" w:eastAsia="Times New Roman" w:hAnsi="Arial" w:cs="Arial"/>
           <w:bdr w:val="none" w:sz="0" w:space="0" w:color="auto" w:frame="1"/>
         </w:rPr>
         <w:t xml:space="preserve"> a </w:t>
@@ -1622,7 +1861,7 @@
       <w:proofErr w:type="spellStart"/>
       <w:r>
         <w:rPr>
-          <w:rFonts w:ascii="Segoe UI" w:eastAsia="Times New Roman" w:hAnsi="Segoe UI" w:cs="Segoe UI"/>
+          <w:rFonts w:ascii="Arial" w:eastAsia="Times New Roman" w:hAnsi="Arial" w:cs="Arial"/>
           <w:bdr w:val="none" w:sz="0" w:space="0" w:color="auto" w:frame="1"/>
         </w:rPr>
         <w:t>lower-level</w:t>
@@ -1630,7 +1869,7 @@
       <w:proofErr w:type="spellEnd"/>
       <w:r>
         <w:rPr>
-          <w:rFonts w:ascii="Segoe UI" w:eastAsia="Times New Roman" w:hAnsi="Segoe UI" w:cs="Segoe UI"/>
+          <w:rFonts w:ascii="Arial" w:eastAsia="Times New Roman" w:hAnsi="Arial" w:cs="Arial"/>
           <w:bdr w:val="none" w:sz="0" w:space="0" w:color="auto" w:frame="1"/>
         </w:rPr>
         <w:t xml:space="preserve"> </w:t>
@@ -1638,7 +1877,7 @@
       <w:proofErr w:type="spellStart"/>
       <w:r>
         <w:rPr>
-          <w:rFonts w:ascii="Segoe UI" w:eastAsia="Times New Roman" w:hAnsi="Segoe UI" w:cs="Segoe UI"/>
+          <w:rFonts w:ascii="Arial" w:eastAsia="Times New Roman" w:hAnsi="Arial" w:cs="Arial"/>
           <w:bdr w:val="none" w:sz="0" w:space="0" w:color="auto" w:frame="1"/>
         </w:rPr>
         <w:t>component</w:t>
@@ -1646,7 +1885,7 @@
       <w:proofErr w:type="spellEnd"/>
       <w:r>
         <w:rPr>
-          <w:rFonts w:ascii="Segoe UI" w:eastAsia="Times New Roman" w:hAnsi="Segoe UI" w:cs="Segoe UI"/>
+          <w:rFonts w:ascii="Arial" w:eastAsia="Times New Roman" w:hAnsi="Arial" w:cs="Arial"/>
           <w:bdr w:val="none" w:sz="0" w:space="0" w:color="auto" w:frame="1"/>
         </w:rPr>
         <w:t xml:space="preserve"> (</w:t>
@@ -1654,7 +1893,7 @@
       <w:proofErr w:type="spellStart"/>
       <w:r>
         <w:rPr>
-          <w:rFonts w:ascii="Segoe UI" w:eastAsia="Times New Roman" w:hAnsi="Segoe UI" w:cs="Segoe UI"/>
+          <w:rFonts w:ascii="Arial" w:eastAsia="Times New Roman" w:hAnsi="Arial" w:cs="Arial"/>
           <w:bdr w:val="none" w:sz="0" w:space="0" w:color="auto" w:frame="1"/>
         </w:rPr>
         <w:t>example</w:t>
@@ -1662,7 +1901,7 @@
       <w:proofErr w:type="spellEnd"/>
       <w:r>
         <w:rPr>
-          <w:rFonts w:ascii="Segoe UI" w:eastAsia="Times New Roman" w:hAnsi="Segoe UI" w:cs="Segoe UI"/>
+          <w:rFonts w:ascii="Arial" w:eastAsia="Times New Roman" w:hAnsi="Arial" w:cs="Arial"/>
           <w:bdr w:val="none" w:sz="0" w:space="0" w:color="auto" w:frame="1"/>
         </w:rPr>
         <w:t xml:space="preserve"> B1401):</w:t>
@@ -1674,14 +1913,14 @@
         <w:autoSpaceDE/>
         <w:autoSpaceDN/>
         <w:rPr>
-          <w:rFonts w:ascii="Segoe UI" w:eastAsia="Times New Roman" w:hAnsi="Segoe UI" w:cs="Segoe UI"/>
-          <w:bdr w:val="none" w:sz="0" w:space="0" w:color="auto" w:frame="1"/>
-          <w:lang w:val="en-TR"/>
-        </w:rPr>
-      </w:pPr>
-      <w:r>
-        <w:rPr>
-          <w:rFonts w:ascii="Segoe UI" w:eastAsia="Times New Roman" w:hAnsi="Segoe UI" w:cs="Segoe UI"/>
+          <w:rFonts w:ascii="Arial" w:eastAsia="Times New Roman" w:hAnsi="Arial" w:cs="Arial"/>
+          <w:bdr w:val="none" w:sz="0" w:space="0" w:color="auto" w:frame="1"/>
+          <w:lang w:val="en-TR"/>
+        </w:rPr>
+      </w:pPr>
+      <w:r>
+        <w:rPr>
+          <w:rFonts w:ascii="Arial" w:eastAsia="Times New Roman" w:hAnsi="Arial" w:cs="Arial"/>
           <w:bdr w:val="none" w:sz="0" w:space="0" w:color="auto" w:frame="1"/>
           <w:lang w:val="en-TR"/>
         </w:rPr>
@@ -1694,72 +1933,62 @@
         <w:autoSpaceDE/>
         <w:autoSpaceDN/>
         <w:rPr>
-          <w:rFonts w:ascii="Segoe UI" w:eastAsia="Times New Roman" w:hAnsi="Segoe UI" w:cs="Segoe UI"/>
-          <w:bdr w:val="none" w:sz="0" w:space="0" w:color="auto" w:frame="1"/>
-          <w:lang w:val="en-TR"/>
-        </w:rPr>
-      </w:pPr>
-    </w:p>
-    <w:p>
-      <w:pPr>
-        <w:widowControl/>
-        <w:autoSpaceDE/>
-        <w:autoSpaceDN/>
-        <w:rPr>
-          <w:rFonts w:ascii="Segoe UI" w:eastAsia="Times New Roman" w:hAnsi="Segoe UI" w:cs="Segoe UI"/>
-          <w:bdr w:val="none" w:sz="0" w:space="0" w:color="auto" w:frame="1"/>
-          <w:lang w:val="en-TR"/>
-        </w:rPr>
-      </w:pPr>
-    </w:p>
-    <w:p>
-      <w:pPr>
-        <w:widowControl/>
-        <w:autoSpaceDE/>
-        <w:autoSpaceDN/>
-        <w:rPr>
-          <w:rFonts w:ascii="Segoe UI" w:eastAsia="Times New Roman" w:hAnsi="Segoe UI" w:cs="Segoe UI"/>
-          <w:b/>
-          <w:bCs/>
-          <w:bdr w:val="none" w:sz="0" w:space="0" w:color="auto" w:frame="1"/>
-          <w:lang w:val="en-TR"/>
-        </w:rPr>
-      </w:pPr>
-      <w:r>
-        <w:rPr>
-          <w:rFonts w:ascii="Segoe UI" w:eastAsia="Times New Roman" w:hAnsi="Segoe UI" w:cs="Segoe UI"/>
-          <w:b/>
-          <w:bCs/>
-          <w:bdr w:val="none" w:sz="0" w:space="0" w:color="auto" w:frame="1"/>
-          <w:lang w:val="en-TR"/>
-        </w:rPr>
-        <w:t>1.6.1.2</w:t>
-      </w:r>
-      <w:r>
-        <w:rPr>
-          <w:rFonts w:ascii="Segoe UI" w:eastAsia="Times New Roman" w:hAnsi="Segoe UI" w:cs="Segoe UI"/>
-          <w:b/>
-          <w:bCs/>
-          <w:bdr w:val="none" w:sz="0" w:space="0" w:color="auto" w:frame="1"/>
-          <w:lang w:val="en-TR"/>
-        </w:rPr>
-        <w:t xml:space="preserve"> Inventory Balance Constraints (for t = 2, ..., T)</w:t>
-      </w:r>
-    </w:p>
-    <w:p>
-      <w:pPr>
-        <w:widowControl/>
-        <w:autoSpaceDE/>
-        <w:autoSpaceDN/>
-        <w:rPr>
-          <w:rFonts w:ascii="Segoe UI" w:eastAsia="Times New Roman" w:hAnsi="Segoe UI" w:cs="Segoe UI"/>
-          <w:bdr w:val="none" w:sz="0" w:space="0" w:color="auto" w:frame="1"/>
-          <w:lang w:val="en-TR"/>
-        </w:rPr>
-      </w:pPr>
-      <w:r>
-        <w:rPr>
-          <w:rFonts w:ascii="Segoe UI" w:eastAsia="Times New Roman" w:hAnsi="Segoe UI" w:cs="Segoe UI"/>
+          <w:rFonts w:ascii="Arial" w:eastAsia="Times New Roman" w:hAnsi="Arial" w:cs="Arial"/>
+          <w:bdr w:val="none" w:sz="0" w:space="0" w:color="auto" w:frame="1"/>
+          <w:lang w:val="en-TR"/>
+        </w:rPr>
+      </w:pPr>
+    </w:p>
+    <w:p>
+      <w:pPr>
+        <w:widowControl/>
+        <w:autoSpaceDE/>
+        <w:autoSpaceDN/>
+        <w:rPr>
+          <w:rFonts w:ascii="Arial" w:eastAsia="Times New Roman" w:hAnsi="Arial" w:cs="Arial"/>
+          <w:bdr w:val="none" w:sz="0" w:space="0" w:color="auto" w:frame="1"/>
+          <w:lang w:val="en-TR"/>
+        </w:rPr>
+      </w:pPr>
+    </w:p>
+    <w:p>
+      <w:pPr>
+        <w:widowControl/>
+        <w:autoSpaceDE/>
+        <w:autoSpaceDN/>
+        <w:rPr>
+          <w:rFonts w:ascii="Arial" w:eastAsia="Times New Roman" w:hAnsi="Arial" w:cs="Arial"/>
+          <w:b/>
+          <w:bCs/>
+          <w:bdr w:val="none" w:sz="0" w:space="0" w:color="auto" w:frame="1"/>
+          <w:lang w:val="en-TR"/>
+        </w:rPr>
+      </w:pPr>
+      <w:r>
+        <w:rPr>
+          <w:rFonts w:ascii="Arial" w:eastAsia="Times New Roman" w:hAnsi="Arial" w:cs="Arial"/>
+          <w:b/>
+          <w:bCs/>
+          <w:bdr w:val="none" w:sz="0" w:space="0" w:color="auto" w:frame="1"/>
+          <w:lang w:val="en-TR"/>
+        </w:rPr>
+        <w:t>1.6.1.2 Inventory Balance Constraints (for t = 2, ..., T)</w:t>
+      </w:r>
+    </w:p>
+    <w:p>
+      <w:pPr>
+        <w:widowControl/>
+        <w:autoSpaceDE/>
+        <w:autoSpaceDN/>
+        <w:rPr>
+          <w:rFonts w:ascii="Arial" w:eastAsia="Times New Roman" w:hAnsi="Arial" w:cs="Arial"/>
+          <w:bdr w:val="none" w:sz="0" w:space="0" w:color="auto" w:frame="1"/>
+          <w:lang w:val="en-TR"/>
+        </w:rPr>
+      </w:pPr>
+      <w:r>
+        <w:rPr>
+          <w:rFonts w:ascii="Arial" w:eastAsia="Times New Roman" w:hAnsi="Arial" w:cs="Arial"/>
           <w:bdr w:val="none" w:sz="0" w:space="0" w:color="auto" w:frame="1"/>
           <w:lang w:val="en-TR"/>
         </w:rPr>
@@ -1776,14 +2005,14 @@
         <w:autoSpaceDE/>
         <w:autoSpaceDN/>
         <w:rPr>
-          <w:rFonts w:ascii="Segoe UI" w:eastAsia="Times New Roman" w:hAnsi="Segoe UI" w:cs="Segoe UI"/>
-          <w:bdr w:val="none" w:sz="0" w:space="0" w:color="auto" w:frame="1"/>
-          <w:lang w:val="en-TR"/>
-        </w:rPr>
-      </w:pPr>
-      <w:r>
-        <w:rPr>
-          <w:rFonts w:ascii="Segoe UI" w:eastAsia="Times New Roman" w:hAnsi="Segoe UI" w:cs="Segoe UI"/>
+          <w:rFonts w:ascii="Arial" w:eastAsia="Times New Roman" w:hAnsi="Arial" w:cs="Arial"/>
+          <w:bdr w:val="none" w:sz="0" w:space="0" w:color="auto" w:frame="1"/>
+          <w:lang w:val="en-TR"/>
+        </w:rPr>
+      </w:pPr>
+      <w:r>
+        <w:rPr>
+          <w:rFonts w:ascii="Arial" w:eastAsia="Times New Roman" w:hAnsi="Arial" w:cs="Arial"/>
           <w:bdr w:val="none" w:sz="0" w:space="0" w:color="auto" w:frame="1"/>
           <w:lang w:val="en-TR"/>
         </w:rPr>
@@ -1800,14 +2029,14 @@
         <w:autoSpaceDE/>
         <w:autoSpaceDN/>
         <w:rPr>
-          <w:rFonts w:ascii="Segoe UI" w:eastAsia="Times New Roman" w:hAnsi="Segoe UI" w:cs="Segoe UI"/>
-          <w:bdr w:val="none" w:sz="0" w:space="0" w:color="auto" w:frame="1"/>
-          <w:lang w:val="en-TR"/>
-        </w:rPr>
-      </w:pPr>
-      <w:r>
-        <w:rPr>
-          <w:rFonts w:ascii="Segoe UI" w:eastAsia="Times New Roman" w:hAnsi="Segoe UI" w:cs="Segoe UI"/>
+          <w:rFonts w:ascii="Arial" w:eastAsia="Times New Roman" w:hAnsi="Arial" w:cs="Arial"/>
+          <w:bdr w:val="none" w:sz="0" w:space="0" w:color="auto" w:frame="1"/>
+          <w:lang w:val="en-TR"/>
+        </w:rPr>
+      </w:pPr>
+      <w:r>
+        <w:rPr>
+          <w:rFonts w:ascii="Arial" w:eastAsia="Times New Roman" w:hAnsi="Arial" w:cs="Arial"/>
           <w:bdr w:val="none" w:sz="0" w:space="0" w:color="auto" w:frame="1"/>
           <w:lang w:val="en-TR"/>
         </w:rPr>
@@ -1824,14 +2053,14 @@
         <w:autoSpaceDE/>
         <w:autoSpaceDN/>
         <w:rPr>
-          <w:rFonts w:ascii="Segoe UI" w:eastAsia="Times New Roman" w:hAnsi="Segoe UI" w:cs="Segoe UI"/>
-          <w:bdr w:val="none" w:sz="0" w:space="0" w:color="auto" w:frame="1"/>
-          <w:lang w:val="en-TR"/>
-        </w:rPr>
-      </w:pPr>
-      <w:r>
-        <w:rPr>
-          <w:rFonts w:ascii="Segoe UI" w:eastAsia="Times New Roman" w:hAnsi="Segoe UI" w:cs="Segoe UI"/>
+          <w:rFonts w:ascii="Arial" w:eastAsia="Times New Roman" w:hAnsi="Arial" w:cs="Arial"/>
+          <w:bdr w:val="none" w:sz="0" w:space="0" w:color="auto" w:frame="1"/>
+          <w:lang w:val="en-TR"/>
+        </w:rPr>
+      </w:pPr>
+      <w:r>
+        <w:rPr>
+          <w:rFonts w:ascii="Arial" w:eastAsia="Times New Roman" w:hAnsi="Arial" w:cs="Arial"/>
           <w:bdr w:val="none" w:sz="0" w:space="0" w:color="auto" w:frame="1"/>
           <w:lang w:val="en-TR"/>
         </w:rPr>
@@ -1844,14 +2073,14 @@
         <w:autoSpaceDE/>
         <w:autoSpaceDN/>
         <w:rPr>
-          <w:rFonts w:ascii="Segoe UI" w:eastAsia="Times New Roman" w:hAnsi="Segoe UI" w:cs="Segoe UI"/>
-          <w:bdr w:val="none" w:sz="0" w:space="0" w:color="auto" w:frame="1"/>
-          <w:lang w:val="en-TR"/>
-        </w:rPr>
-      </w:pPr>
-      <w:r>
-        <w:rPr>
-          <w:rFonts w:ascii="Segoe UI" w:eastAsia="Times New Roman" w:hAnsi="Segoe UI" w:cs="Segoe UI"/>
+          <w:rFonts w:ascii="Arial" w:eastAsia="Times New Roman" w:hAnsi="Arial" w:cs="Arial"/>
+          <w:bdr w:val="none" w:sz="0" w:space="0" w:color="auto" w:frame="1"/>
+          <w:lang w:val="en-TR"/>
+        </w:rPr>
+      </w:pPr>
+      <w:r>
+        <w:rPr>
+          <w:rFonts w:ascii="Arial" w:eastAsia="Times New Roman" w:hAnsi="Arial" w:cs="Arial"/>
           <w:bdr w:val="none" w:sz="0" w:space="0" w:color="auto" w:frame="1"/>
           <w:lang w:val="en-TR"/>
         </w:rPr>
@@ -1864,14 +2093,14 @@
         <w:autoSpaceDE/>
         <w:autoSpaceDN/>
         <w:rPr>
-          <w:rFonts w:ascii="Segoe UI" w:eastAsia="Times New Roman" w:hAnsi="Segoe UI" w:cs="Segoe UI"/>
-          <w:bdr w:val="none" w:sz="0" w:space="0" w:color="auto" w:frame="1"/>
-          <w:lang w:val="en-TR"/>
-        </w:rPr>
-      </w:pPr>
-      <w:r>
-        <w:rPr>
-          <w:rFonts w:ascii="Segoe UI" w:eastAsia="Times New Roman" w:hAnsi="Segoe UI" w:cs="Segoe UI"/>
+          <w:rFonts w:ascii="Arial" w:eastAsia="Times New Roman" w:hAnsi="Arial" w:cs="Arial"/>
+          <w:bdr w:val="none" w:sz="0" w:space="0" w:color="auto" w:frame="1"/>
+          <w:lang w:val="en-TR"/>
+        </w:rPr>
+      </w:pPr>
+      <w:r>
+        <w:rPr>
+          <w:rFonts w:ascii="Arial" w:eastAsia="Times New Roman" w:hAnsi="Arial" w:cs="Arial"/>
           <w:bdr w:val="none" w:sz="0" w:space="0" w:color="auto" w:frame="1"/>
           <w:lang w:val="en-TR"/>
         </w:rPr>
@@ -1884,14 +2113,14 @@
         <w:autoSpaceDE/>
         <w:autoSpaceDN/>
         <w:rPr>
-          <w:rFonts w:ascii="Segoe UI" w:eastAsia="Times New Roman" w:hAnsi="Segoe UI" w:cs="Segoe UI"/>
-          <w:bdr w:val="none" w:sz="0" w:space="0" w:color="auto" w:frame="1"/>
-          <w:lang w:val="en-TR"/>
-        </w:rPr>
-      </w:pPr>
-      <w:r>
-        <w:rPr>
-          <w:rFonts w:ascii="Segoe UI" w:eastAsia="Times New Roman" w:hAnsi="Segoe UI" w:cs="Segoe UI"/>
+          <w:rFonts w:ascii="Arial" w:eastAsia="Times New Roman" w:hAnsi="Arial" w:cs="Arial"/>
+          <w:bdr w:val="none" w:sz="0" w:space="0" w:color="auto" w:frame="1"/>
+          <w:lang w:val="en-TR"/>
+        </w:rPr>
+      </w:pPr>
+      <w:r>
+        <w:rPr>
+          <w:rFonts w:ascii="Arial" w:eastAsia="Times New Roman" w:hAnsi="Arial" w:cs="Arial"/>
           <w:bdr w:val="none" w:sz="0" w:space="0" w:color="auto" w:frame="1"/>
           <w:lang w:val="en-TR"/>
         </w:rPr>
@@ -1904,14 +2133,14 @@
         <w:autoSpaceDE/>
         <w:autoSpaceDN/>
         <w:rPr>
-          <w:rFonts w:ascii="Segoe UI" w:eastAsia="Times New Roman" w:hAnsi="Segoe UI" w:cs="Segoe UI"/>
-          <w:bdr w:val="none" w:sz="0" w:space="0" w:color="auto" w:frame="1"/>
-          <w:lang w:val="en-TR"/>
-        </w:rPr>
-      </w:pPr>
-      <w:r>
-        <w:rPr>
-          <w:rFonts w:ascii="Segoe UI" w:eastAsia="Times New Roman" w:hAnsi="Segoe UI" w:cs="Segoe UI"/>
+          <w:rFonts w:ascii="Arial" w:eastAsia="Times New Roman" w:hAnsi="Arial" w:cs="Arial"/>
+          <w:bdr w:val="none" w:sz="0" w:space="0" w:color="auto" w:frame="1"/>
+          <w:lang w:val="en-TR"/>
+        </w:rPr>
+      </w:pPr>
+      <w:r>
+        <w:rPr>
+          <w:rFonts w:ascii="Arial" w:eastAsia="Times New Roman" w:hAnsi="Arial" w:cs="Arial"/>
           <w:bdr w:val="none" w:sz="0" w:space="0" w:color="auto" w:frame="1"/>
           <w:lang w:val="en-TR"/>
         </w:rPr>
@@ -1924,14 +2153,14 @@
         <w:autoSpaceDE/>
         <w:autoSpaceDN/>
         <w:rPr>
-          <w:rFonts w:ascii="Segoe UI" w:eastAsia="Times New Roman" w:hAnsi="Segoe UI" w:cs="Segoe UI"/>
-          <w:bdr w:val="none" w:sz="0" w:space="0" w:color="auto" w:frame="1"/>
-          <w:lang w:val="en-TR"/>
-        </w:rPr>
-      </w:pPr>
-      <w:r>
-        <w:rPr>
-          <w:rFonts w:ascii="Segoe UI" w:eastAsia="Times New Roman" w:hAnsi="Segoe UI" w:cs="Segoe UI"/>
+          <w:rFonts w:ascii="Arial" w:eastAsia="Times New Roman" w:hAnsi="Arial" w:cs="Arial"/>
+          <w:bdr w:val="none" w:sz="0" w:space="0" w:color="auto" w:frame="1"/>
+          <w:lang w:val="en-TR"/>
+        </w:rPr>
+      </w:pPr>
+      <w:r>
+        <w:rPr>
+          <w:rFonts w:ascii="Arial" w:eastAsia="Times New Roman" w:hAnsi="Arial" w:cs="Arial"/>
           <w:bdr w:val="none" w:sz="0" w:space="0" w:color="auto" w:frame="1"/>
           <w:lang w:val="en-TR"/>
         </w:rPr>
@@ -1944,14 +2173,14 @@
         <w:autoSpaceDE/>
         <w:autoSpaceDN/>
         <w:rPr>
-          <w:rFonts w:ascii="Segoe UI" w:eastAsia="Times New Roman" w:hAnsi="Segoe UI" w:cs="Segoe UI"/>
-          <w:bdr w:val="none" w:sz="0" w:space="0" w:color="auto" w:frame="1"/>
-          <w:lang w:val="en-TR"/>
-        </w:rPr>
-      </w:pPr>
-      <w:r>
-        <w:rPr>
-          <w:rFonts w:ascii="Segoe UI" w:eastAsia="Times New Roman" w:hAnsi="Segoe UI" w:cs="Segoe UI"/>
+          <w:rFonts w:ascii="Arial" w:eastAsia="Times New Roman" w:hAnsi="Arial" w:cs="Arial"/>
+          <w:bdr w:val="none" w:sz="0" w:space="0" w:color="auto" w:frame="1"/>
+          <w:lang w:val="en-TR"/>
+        </w:rPr>
+      </w:pPr>
+      <w:r>
+        <w:rPr>
+          <w:rFonts w:ascii="Arial" w:eastAsia="Times New Roman" w:hAnsi="Arial" w:cs="Arial"/>
           <w:bdr w:val="none" w:sz="0" w:space="0" w:color="auto" w:frame="1"/>
           <w:lang w:val="en-TR"/>
         </w:rPr>
@@ -1964,14 +2193,14 @@
         <w:autoSpaceDE/>
         <w:autoSpaceDN/>
         <w:rPr>
-          <w:rFonts w:ascii="Segoe UI" w:eastAsia="Times New Roman" w:hAnsi="Segoe UI" w:cs="Segoe UI"/>
-          <w:bdr w:val="none" w:sz="0" w:space="0" w:color="auto" w:frame="1"/>
-          <w:lang w:val="en-TR"/>
-        </w:rPr>
-      </w:pPr>
-      <w:r>
-        <w:rPr>
-          <w:rFonts w:ascii="Segoe UI" w:eastAsia="Times New Roman" w:hAnsi="Segoe UI" w:cs="Segoe UI"/>
+          <w:rFonts w:ascii="Arial" w:eastAsia="Times New Roman" w:hAnsi="Arial" w:cs="Arial"/>
+          <w:bdr w:val="none" w:sz="0" w:space="0" w:color="auto" w:frame="1"/>
+          <w:lang w:val="en-TR"/>
+        </w:rPr>
+      </w:pPr>
+      <w:r>
+        <w:rPr>
+          <w:rFonts w:ascii="Arial" w:eastAsia="Times New Roman" w:hAnsi="Arial" w:cs="Arial"/>
           <w:bdr w:val="none" w:sz="0" w:space="0" w:color="auto" w:frame="1"/>
           <w:lang w:val="en-TR"/>
         </w:rPr>
@@ -1984,14 +2213,14 @@
         <w:autoSpaceDE/>
         <w:autoSpaceDN/>
         <w:rPr>
-          <w:rFonts w:ascii="Segoe UI" w:eastAsia="Times New Roman" w:hAnsi="Segoe UI" w:cs="Segoe UI"/>
-          <w:bdr w:val="none" w:sz="0" w:space="0" w:color="auto" w:frame="1"/>
-          <w:lang w:val="en-TR"/>
-        </w:rPr>
-      </w:pPr>
-      <w:r>
-        <w:rPr>
-          <w:rFonts w:ascii="Segoe UI" w:eastAsia="Times New Roman" w:hAnsi="Segoe UI" w:cs="Segoe UI"/>
+          <w:rFonts w:ascii="Arial" w:eastAsia="Times New Roman" w:hAnsi="Arial" w:cs="Arial"/>
+          <w:bdr w:val="none" w:sz="0" w:space="0" w:color="auto" w:frame="1"/>
+          <w:lang w:val="en-TR"/>
+        </w:rPr>
+      </w:pPr>
+      <w:r>
+        <w:rPr>
+          <w:rFonts w:ascii="Arial" w:eastAsia="Times New Roman" w:hAnsi="Arial" w:cs="Arial"/>
           <w:bdr w:val="none" w:sz="0" w:space="0" w:color="auto" w:frame="1"/>
           <w:lang w:val="en-TR"/>
         </w:rPr>
@@ -2004,76 +2233,65 @@
         <w:autoSpaceDE/>
         <w:autoSpaceDN/>
         <w:rPr>
-          <w:rFonts w:ascii="Segoe UI" w:eastAsia="Times New Roman" w:hAnsi="Segoe UI" w:cs="Segoe UI"/>
-          <w:bdr w:val="none" w:sz="0" w:space="0" w:color="auto" w:frame="1"/>
-          <w:lang w:val="en-TR"/>
-        </w:rPr>
-      </w:pPr>
-    </w:p>
-    <w:p>
-      <w:pPr>
-        <w:widowControl/>
-        <w:autoSpaceDE/>
-        <w:autoSpaceDN/>
-        <w:rPr>
-          <w:rFonts w:ascii="Segoe UI" w:eastAsia="Times New Roman" w:hAnsi="Segoe UI" w:cs="Segoe UI"/>
-          <w:bdr w:val="none" w:sz="0" w:space="0" w:color="auto" w:frame="1"/>
-          <w:lang w:val="en-TR"/>
-        </w:rPr>
-      </w:pPr>
-    </w:p>
-    <w:p>
-      <w:pPr>
-        <w:widowControl/>
-        <w:autoSpaceDE/>
-        <w:autoSpaceDN/>
-        <w:rPr>
-          <w:rFonts w:ascii="Segoe UI" w:eastAsia="Times New Roman" w:hAnsi="Segoe UI" w:cs="Segoe UI"/>
-          <w:b/>
-          <w:bCs/>
-          <w:bdr w:val="none" w:sz="0" w:space="0" w:color="auto" w:frame="1"/>
-          <w:lang w:val="en-TR"/>
-        </w:rPr>
-      </w:pPr>
-      <w:r>
-        <w:rPr>
-          <w:rFonts w:ascii="Segoe UI" w:eastAsia="Times New Roman" w:hAnsi="Segoe UI" w:cs="Segoe UI"/>
-          <w:b/>
-          <w:bCs/>
-          <w:bdr w:val="none" w:sz="0" w:space="0" w:color="auto" w:frame="1"/>
-          <w:lang w:val="en-TR"/>
-        </w:rPr>
-        <w:t>1.6.2</w:t>
-      </w:r>
-      <w:r>
-        <w:rPr>
-          <w:rFonts w:ascii="Segoe UI" w:eastAsia="Times New Roman" w:hAnsi="Segoe UI" w:cs="Segoe UI"/>
-          <w:b/>
-          <w:bCs/>
-          <w:bdr w:val="none" w:sz="0" w:space="0" w:color="auto" w:frame="1"/>
-          <w:lang w:val="en-TR"/>
-        </w:rPr>
-        <w:t xml:space="preserve"> Minimum Lot Size Constraint</w:t>
-      </w:r>
-    </w:p>
-    <w:p>
-      <w:pPr>
-        <w:widowControl/>
-        <w:autoSpaceDE/>
-        <w:autoSpaceDN/>
-        <w:rPr>
-          <w:rFonts w:ascii="Segoe UI" w:eastAsia="Times New Roman" w:hAnsi="Segoe UI" w:cs="Segoe UI"/>
-          <w:bdr w:val="none" w:sz="0" w:space="0" w:color="auto" w:frame="1"/>
-          <w:lang w:val="en-TR"/>
-        </w:rPr>
-      </w:pPr>
-      <w:r>
-        <w:rPr>
-          <w:rFonts w:ascii="Segoe UI" w:eastAsia="Times New Roman" w:hAnsi="Segoe UI" w:cs="Segoe UI"/>
-          <w:bdr w:val="none" w:sz="0" w:space="0" w:color="auto" w:frame="1"/>
-          <w:lang w:val="en-TR"/>
-        </w:rPr>
-        <w:lastRenderedPageBreak/>
+          <w:rFonts w:ascii="Arial" w:eastAsia="Times New Roman" w:hAnsi="Arial" w:cs="Arial"/>
+          <w:bdr w:val="none" w:sz="0" w:space="0" w:color="auto" w:frame="1"/>
+          <w:lang w:val="en-TR"/>
+        </w:rPr>
+      </w:pPr>
+    </w:p>
+    <w:p>
+      <w:pPr>
+        <w:widowControl/>
+        <w:autoSpaceDE/>
+        <w:autoSpaceDN/>
+        <w:rPr>
+          <w:rFonts w:ascii="Arial" w:eastAsia="Times New Roman" w:hAnsi="Arial" w:cs="Arial"/>
+          <w:bdr w:val="none" w:sz="0" w:space="0" w:color="auto" w:frame="1"/>
+          <w:lang w:val="en-TR"/>
+        </w:rPr>
+      </w:pPr>
+    </w:p>
+    <w:p>
+      <w:pPr>
+        <w:widowControl/>
+        <w:autoSpaceDE/>
+        <w:autoSpaceDN/>
+        <w:rPr>
+          <w:rFonts w:ascii="Arial" w:eastAsia="Times New Roman" w:hAnsi="Arial" w:cs="Arial"/>
+          <w:b/>
+          <w:bCs/>
+          <w:bdr w:val="none" w:sz="0" w:space="0" w:color="auto" w:frame="1"/>
+          <w:lang w:val="en-TR"/>
+        </w:rPr>
+      </w:pPr>
+      <w:r>
+        <w:rPr>
+          <w:rFonts w:ascii="Arial" w:eastAsia="Times New Roman" w:hAnsi="Arial" w:cs="Arial"/>
+          <w:b/>
+          <w:bCs/>
+          <w:bdr w:val="none" w:sz="0" w:space="0" w:color="auto" w:frame="1"/>
+          <w:lang w:val="en-TR"/>
+        </w:rPr>
+        <w:t>1.6.2 Minimum Lot Size Constraint</w:t>
+      </w:r>
+    </w:p>
+    <w:p>
+      <w:pPr>
+        <w:widowControl/>
+        <w:autoSpaceDE/>
+        <w:autoSpaceDN/>
+        <w:rPr>
+          <w:rFonts w:ascii="Arial" w:eastAsia="Times New Roman" w:hAnsi="Arial" w:cs="Arial"/>
+          <w:bdr w:val="none" w:sz="0" w:space="0" w:color="auto" w:frame="1"/>
+          <w:lang w:val="en-TR"/>
+        </w:rPr>
+      </w:pPr>
+      <w:r>
+        <w:rPr>
+          <w:rFonts w:ascii="Arial" w:eastAsia="Times New Roman" w:hAnsi="Arial" w:cs="Arial"/>
+          <w:bdr w:val="none" w:sz="0" w:space="0" w:color="auto" w:frame="1"/>
+          <w:lang w:val="en-TR"/>
+        </w:rPr>
         <w:t>Each part has a predefined minimum lot size. This constraint ensures that whenever production is initiated, the produced quantity must be at least equal to the minimum lot size. This is achieved by linking the production variable to a binary setup variable.</w:t>
       </w:r>
     </w:p>
@@ -2083,18 +2301,98 @@
         <w:autoSpaceDE/>
         <w:autoSpaceDN/>
         <w:rPr>
-          <w:rFonts w:ascii="Segoe UI" w:eastAsia="Times New Roman" w:hAnsi="Segoe UI" w:cs="Segoe UI"/>
-          <w:bdr w:val="none" w:sz="0" w:space="0" w:color="auto" w:frame="1"/>
-          <w:lang w:val="en-TR"/>
-        </w:rPr>
-      </w:pPr>
-      <w:r>
-        <w:rPr>
-          <w:rFonts w:ascii="Segoe UI" w:eastAsia="Times New Roman" w:hAnsi="Segoe UI" w:cs="Segoe UI"/>
-          <w:bdr w:val="none" w:sz="0" w:space="0" w:color="auto" w:frame="1"/>
-          <w:lang w:val="en-TR"/>
-        </w:rPr>
-        <w:t xml:space="preserve">xₚ,ₜ ≥ MLSₚ · yₚ,ₜ   </w:t>
+          <w:rFonts w:ascii="Arial" w:eastAsia="Times New Roman" w:hAnsi="Arial" w:cs="Arial"/>
+          <w:bdr w:val="none" w:sz="0" w:space="0" w:color="auto" w:frame="1"/>
+          <w:lang w:val="en-TR"/>
+        </w:rPr>
+      </w:pPr>
+      <w:r>
+        <w:rPr>
+          <w:rFonts w:ascii="Arial" w:eastAsia="Times New Roman" w:hAnsi="Arial" w:cs="Arial"/>
+          <w:bdr w:val="none" w:sz="0" w:space="0" w:color="auto" w:frame="1"/>
+          <w:lang w:val="en-TR"/>
+        </w:rPr>
+        <w:t>x</w:t>
+      </w:r>
+      <w:r>
+        <w:rPr>
+          <w:rFonts w:ascii="Segoe UI Symbol" w:eastAsia="Times New Roman" w:hAnsi="Segoe UI Symbol" w:cs="Segoe UI Symbol"/>
+          <w:bdr w:val="none" w:sz="0" w:space="0" w:color="auto" w:frame="1"/>
+          <w:lang w:val="en-TR"/>
+        </w:rPr>
+        <w:t>ₚ</w:t>
+      </w:r>
+      <w:r>
+        <w:rPr>
+          <w:rFonts w:ascii="Arial" w:eastAsia="Times New Roman" w:hAnsi="Arial" w:cs="Arial"/>
+          <w:bdr w:val="none" w:sz="0" w:space="0" w:color="auto" w:frame="1"/>
+          <w:lang w:val="en-TR"/>
+        </w:rPr>
+        <w:t>,</w:t>
+      </w:r>
+      <w:r>
+        <w:rPr>
+          <w:rFonts w:ascii="Segoe UI Symbol" w:eastAsia="Times New Roman" w:hAnsi="Segoe UI Symbol" w:cs="Segoe UI Symbol"/>
+          <w:bdr w:val="none" w:sz="0" w:space="0" w:color="auto" w:frame="1"/>
+          <w:lang w:val="en-TR"/>
+        </w:rPr>
+        <w:t>ₜ</w:t>
+      </w:r>
+      <w:r>
+        <w:rPr>
+          <w:rFonts w:ascii="Arial" w:eastAsia="Times New Roman" w:hAnsi="Arial" w:cs="Arial"/>
+          <w:bdr w:val="none" w:sz="0" w:space="0" w:color="auto" w:frame="1"/>
+          <w:lang w:val="en-TR"/>
+        </w:rPr>
+        <w:t xml:space="preserve"> ≥ MLS</w:t>
+      </w:r>
+      <w:r>
+        <w:rPr>
+          <w:rFonts w:ascii="Segoe UI Symbol" w:eastAsia="Times New Roman" w:hAnsi="Segoe UI Symbol" w:cs="Segoe UI Symbol"/>
+          <w:bdr w:val="none" w:sz="0" w:space="0" w:color="auto" w:frame="1"/>
+          <w:lang w:val="en-TR"/>
+        </w:rPr>
+        <w:t>ₚ</w:t>
+      </w:r>
+      <w:r>
+        <w:rPr>
+          <w:rFonts w:ascii="Arial" w:eastAsia="Times New Roman" w:hAnsi="Arial" w:cs="Arial"/>
+          <w:bdr w:val="none" w:sz="0" w:space="0" w:color="auto" w:frame="1"/>
+          <w:lang w:val="en-TR"/>
+        </w:rPr>
+        <w:t xml:space="preserve"> · y</w:t>
+      </w:r>
+      <w:r>
+        <w:rPr>
+          <w:rFonts w:ascii="Segoe UI Symbol" w:eastAsia="Times New Roman" w:hAnsi="Segoe UI Symbol" w:cs="Segoe UI Symbol"/>
+          <w:bdr w:val="none" w:sz="0" w:space="0" w:color="auto" w:frame="1"/>
+          <w:lang w:val="en-TR"/>
+        </w:rPr>
+        <w:t>ₚ</w:t>
+      </w:r>
+      <w:r>
+        <w:rPr>
+          <w:rFonts w:ascii="Arial" w:eastAsia="Times New Roman" w:hAnsi="Arial" w:cs="Arial"/>
+          <w:bdr w:val="none" w:sz="0" w:space="0" w:color="auto" w:frame="1"/>
+          <w:lang w:val="en-TR"/>
+        </w:rPr>
+        <w:t>,</w:t>
+      </w:r>
+      <w:r>
+        <w:rPr>
+          <w:rFonts w:ascii="Segoe UI Symbol" w:eastAsia="Times New Roman" w:hAnsi="Segoe UI Symbol" w:cs="Segoe UI Symbol"/>
+          <w:bdr w:val="none" w:sz="0" w:space="0" w:color="auto" w:frame="1"/>
+          <w:lang w:val="en-TR"/>
+        </w:rPr>
+        <w:t>ₜ</w:t>
+      </w:r>
+      <w:r>
+        <w:rPr>
+          <w:rFonts w:ascii="Arial" w:eastAsia="Times New Roman" w:hAnsi="Arial" w:cs="Arial"/>
+          <w:bdr w:val="none" w:sz="0" w:space="0" w:color="auto" w:frame="1"/>
+          <w:lang w:val="en-TR"/>
+        </w:rPr>
+        <w:t xml:space="preserve">   </w:t>
       </w:r>
       <w:r>
         <w:rPr>
@@ -2106,7 +2404,7 @@
       </w:r>
       <w:r>
         <w:rPr>
-          <w:rFonts w:ascii="Segoe UI" w:eastAsia="Times New Roman" w:hAnsi="Segoe UI" w:cs="Segoe UI"/>
+          <w:rFonts w:ascii="Arial" w:eastAsia="Times New Roman" w:hAnsi="Arial" w:cs="Arial"/>
           <w:bdr w:val="none" w:sz="0" w:space="0" w:color="auto" w:frame="1"/>
           <w:lang w:val="en-TR"/>
         </w:rPr>
@@ -2122,7 +2420,7 @@
       </w:r>
       <w:r>
         <w:rPr>
-          <w:rFonts w:ascii="Segoe UI" w:eastAsia="Times New Roman" w:hAnsi="Segoe UI" w:cs="Segoe UI"/>
+          <w:rFonts w:ascii="Arial" w:eastAsia="Times New Roman" w:hAnsi="Arial" w:cs="Arial"/>
           <w:bdr w:val="none" w:sz="0" w:space="0" w:color="auto" w:frame="1"/>
           <w:lang w:val="en-TR"/>
         </w:rPr>
@@ -2138,7 +2436,7 @@
       </w:r>
       <w:r>
         <w:rPr>
-          <w:rFonts w:ascii="Segoe UI" w:eastAsia="Times New Roman" w:hAnsi="Segoe UI" w:cs="Segoe UI"/>
+          <w:rFonts w:ascii="Arial" w:eastAsia="Times New Roman" w:hAnsi="Arial" w:cs="Arial"/>
           <w:bdr w:val="none" w:sz="0" w:space="0" w:color="auto" w:frame="1"/>
           <w:lang w:val="en-TR"/>
         </w:rPr>
@@ -2154,7 +2452,7 @@
       </w:r>
       <w:r>
         <w:rPr>
-          <w:rFonts w:ascii="Segoe UI" w:eastAsia="Times New Roman" w:hAnsi="Segoe UI" w:cs="Segoe UI"/>
+          <w:rFonts w:ascii="Arial" w:eastAsia="Times New Roman" w:hAnsi="Arial" w:cs="Arial"/>
           <w:bdr w:val="none" w:sz="0" w:space="0" w:color="auto" w:frame="1"/>
           <w:lang w:val="en-TR"/>
         </w:rPr>
@@ -2167,16 +2465,16 @@
         <w:autoSpaceDE/>
         <w:autoSpaceDN/>
         <w:rPr>
-          <w:rFonts w:ascii="Segoe UI" w:eastAsia="Times New Roman" w:hAnsi="Segoe UI" w:cs="Segoe UI"/>
-          <w:b/>
-          <w:bCs/>
-          <w:bdr w:val="none" w:sz="0" w:space="0" w:color="auto" w:frame="1"/>
-          <w:lang w:val="en-TR"/>
-        </w:rPr>
-      </w:pPr>
-      <w:r>
-        <w:rPr>
-          <w:rFonts w:ascii="Segoe UI" w:eastAsia="Times New Roman" w:hAnsi="Segoe UI" w:cs="Segoe UI"/>
+          <w:rFonts w:ascii="Arial" w:eastAsia="Times New Roman" w:hAnsi="Arial" w:cs="Arial"/>
+          <w:b/>
+          <w:bCs/>
+          <w:bdr w:val="none" w:sz="0" w:space="0" w:color="auto" w:frame="1"/>
+          <w:lang w:val="en-TR"/>
+        </w:rPr>
+      </w:pPr>
+      <w:r>
+        <w:rPr>
+          <w:rFonts w:ascii="Arial" w:eastAsia="Times New Roman" w:hAnsi="Arial" w:cs="Arial"/>
           <w:b/>
           <w:bCs/>
           <w:noProof/>
@@ -2193,51 +2491,42 @@
         <w:autoSpaceDE/>
         <w:autoSpaceDN/>
         <w:rPr>
-          <w:rFonts w:ascii="Segoe UI" w:eastAsia="Times New Roman" w:hAnsi="Segoe UI" w:cs="Segoe UI"/>
-          <w:b/>
-          <w:bCs/>
-          <w:bdr w:val="none" w:sz="0" w:space="0" w:color="auto" w:frame="1"/>
-          <w:lang w:val="en-TR"/>
-        </w:rPr>
-      </w:pPr>
-      <w:r>
-        <w:rPr>
-          <w:rFonts w:ascii="Segoe UI" w:eastAsia="Times New Roman" w:hAnsi="Segoe UI" w:cs="Segoe UI"/>
-          <w:b/>
-          <w:bCs/>
-          <w:bdr w:val="none" w:sz="0" w:space="0" w:color="auto" w:frame="1"/>
-          <w:lang w:val="en-TR"/>
-        </w:rPr>
-        <w:t>1.6</w:t>
-      </w:r>
-      <w:r>
-        <w:rPr>
-          <w:rFonts w:ascii="Segoe UI" w:eastAsia="Times New Roman" w:hAnsi="Segoe UI" w:cs="Segoe UI"/>
-          <w:b/>
-          <w:bCs/>
-          <w:bdr w:val="none" w:sz="0" w:space="0" w:color="auto" w:frame="1"/>
-          <w:lang w:val="en-TR"/>
-        </w:rPr>
-        <w:t>.3 Linking Setup to Production</w:t>
-      </w:r>
-    </w:p>
-    <w:p>
-      <w:pPr>
-        <w:widowControl/>
-        <w:autoSpaceDE/>
-        <w:autoSpaceDN/>
-        <w:rPr>
-          <w:rFonts w:ascii="Segoe UI" w:eastAsia="Times New Roman" w:hAnsi="Segoe UI" w:cs="Segoe UI"/>
-          <w:bdr w:val="none" w:sz="0" w:space="0" w:color="auto" w:frame="1"/>
-          <w:lang w:val="en-TR"/>
-        </w:rPr>
-      </w:pPr>
-      <w:r>
-        <w:rPr>
-          <w:rFonts w:ascii="Segoe UI" w:eastAsia="Times New Roman" w:hAnsi="Segoe UI" w:cs="Segoe UI"/>
-          <w:bdr w:val="none" w:sz="0" w:space="0" w:color="auto" w:frame="1"/>
-          <w:lang w:val="en-TR"/>
-        </w:rPr>
+          <w:rFonts w:ascii="Arial" w:eastAsia="Times New Roman" w:hAnsi="Arial" w:cs="Arial"/>
+          <w:b/>
+          <w:bCs/>
+          <w:bdr w:val="none" w:sz="0" w:space="0" w:color="auto" w:frame="1"/>
+          <w:lang w:val="en-TR"/>
+        </w:rPr>
+      </w:pPr>
+      <w:r>
+        <w:rPr>
+          <w:rFonts w:ascii="Arial" w:eastAsia="Times New Roman" w:hAnsi="Arial" w:cs="Arial"/>
+          <w:b/>
+          <w:bCs/>
+          <w:bdr w:val="none" w:sz="0" w:space="0" w:color="auto" w:frame="1"/>
+          <w:lang w:val="en-TR"/>
+        </w:rPr>
+        <w:t>1.6.3 Linking Setup to Production</w:t>
+      </w:r>
+    </w:p>
+    <w:p>
+      <w:pPr>
+        <w:widowControl/>
+        <w:autoSpaceDE/>
+        <w:autoSpaceDN/>
+        <w:rPr>
+          <w:rFonts w:ascii="Arial" w:eastAsia="Times New Roman" w:hAnsi="Arial" w:cs="Arial"/>
+          <w:bdr w:val="none" w:sz="0" w:space="0" w:color="auto" w:frame="1"/>
+          <w:lang w:val="en-TR"/>
+        </w:rPr>
+      </w:pPr>
+      <w:r>
+        <w:rPr>
+          <w:rFonts w:ascii="Arial" w:eastAsia="Times New Roman" w:hAnsi="Arial" w:cs="Arial"/>
+          <w:bdr w:val="none" w:sz="0" w:space="0" w:color="auto" w:frame="1"/>
+          <w:lang w:val="en-TR"/>
+        </w:rPr>
+        <w:lastRenderedPageBreak/>
         <w:t>To ensure that production only takes place when a setup occurs, an upper bound is imposed using a sufficiently large constant MM. This constraint guarantees that production is zero when no setup is performed.</w:t>
       </w:r>
     </w:p>
@@ -2247,18 +2536,82 @@
         <w:autoSpaceDE/>
         <w:autoSpaceDN/>
         <w:rPr>
-          <w:rFonts w:ascii="Segoe UI" w:eastAsia="Times New Roman" w:hAnsi="Segoe UI" w:cs="Segoe UI"/>
-          <w:bdr w:val="none" w:sz="0" w:space="0" w:color="auto" w:frame="1"/>
-          <w:lang w:val="en-TR"/>
-        </w:rPr>
-      </w:pPr>
-      <w:r>
-        <w:rPr>
-          <w:rFonts w:ascii="Segoe UI" w:eastAsia="Times New Roman" w:hAnsi="Segoe UI" w:cs="Segoe UI"/>
-          <w:bdr w:val="none" w:sz="0" w:space="0" w:color="auto" w:frame="1"/>
-          <w:lang w:val="en-TR"/>
-        </w:rPr>
-        <w:t xml:space="preserve">xₚ,ₜ ≤ M · yₚ,ₜ   </w:t>
+          <w:rFonts w:ascii="Arial" w:eastAsia="Times New Roman" w:hAnsi="Arial" w:cs="Arial"/>
+          <w:bdr w:val="none" w:sz="0" w:space="0" w:color="auto" w:frame="1"/>
+          <w:lang w:val="en-TR"/>
+        </w:rPr>
+      </w:pPr>
+      <w:r>
+        <w:rPr>
+          <w:rFonts w:ascii="Arial" w:eastAsia="Times New Roman" w:hAnsi="Arial" w:cs="Arial"/>
+          <w:bdr w:val="none" w:sz="0" w:space="0" w:color="auto" w:frame="1"/>
+          <w:lang w:val="en-TR"/>
+        </w:rPr>
+        <w:t>x</w:t>
+      </w:r>
+      <w:r>
+        <w:rPr>
+          <w:rFonts w:ascii="Segoe UI Symbol" w:eastAsia="Times New Roman" w:hAnsi="Segoe UI Symbol" w:cs="Segoe UI Symbol"/>
+          <w:bdr w:val="none" w:sz="0" w:space="0" w:color="auto" w:frame="1"/>
+          <w:lang w:val="en-TR"/>
+        </w:rPr>
+        <w:t>ₚ</w:t>
+      </w:r>
+      <w:r>
+        <w:rPr>
+          <w:rFonts w:ascii="Arial" w:eastAsia="Times New Roman" w:hAnsi="Arial" w:cs="Arial"/>
+          <w:bdr w:val="none" w:sz="0" w:space="0" w:color="auto" w:frame="1"/>
+          <w:lang w:val="en-TR"/>
+        </w:rPr>
+        <w:t>,</w:t>
+      </w:r>
+      <w:r>
+        <w:rPr>
+          <w:rFonts w:ascii="Segoe UI Symbol" w:eastAsia="Times New Roman" w:hAnsi="Segoe UI Symbol" w:cs="Segoe UI Symbol"/>
+          <w:bdr w:val="none" w:sz="0" w:space="0" w:color="auto" w:frame="1"/>
+          <w:lang w:val="en-TR"/>
+        </w:rPr>
+        <w:t>ₜ</w:t>
+      </w:r>
+      <w:r>
+        <w:rPr>
+          <w:rFonts w:ascii="Arial" w:eastAsia="Times New Roman" w:hAnsi="Arial" w:cs="Arial"/>
+          <w:bdr w:val="none" w:sz="0" w:space="0" w:color="auto" w:frame="1"/>
+          <w:lang w:val="en-TR"/>
+        </w:rPr>
+        <w:t xml:space="preserve"> ≤ M · y</w:t>
+      </w:r>
+      <w:r>
+        <w:rPr>
+          <w:rFonts w:ascii="Segoe UI Symbol" w:eastAsia="Times New Roman" w:hAnsi="Segoe UI Symbol" w:cs="Segoe UI Symbol"/>
+          <w:bdr w:val="none" w:sz="0" w:space="0" w:color="auto" w:frame="1"/>
+          <w:lang w:val="en-TR"/>
+        </w:rPr>
+        <w:t>ₚ</w:t>
+      </w:r>
+      <w:r>
+        <w:rPr>
+          <w:rFonts w:ascii="Arial" w:eastAsia="Times New Roman" w:hAnsi="Arial" w:cs="Arial"/>
+          <w:bdr w:val="none" w:sz="0" w:space="0" w:color="auto" w:frame="1"/>
+          <w:lang w:val="en-TR"/>
+        </w:rPr>
+        <w:t>,</w:t>
+      </w:r>
+      <w:r>
+        <w:rPr>
+          <w:rFonts w:ascii="Segoe UI Symbol" w:eastAsia="Times New Roman" w:hAnsi="Segoe UI Symbol" w:cs="Segoe UI Symbol"/>
+          <w:bdr w:val="none" w:sz="0" w:space="0" w:color="auto" w:frame="1"/>
+          <w:lang w:val="en-TR"/>
+        </w:rPr>
+        <w:t>ₜ</w:t>
+      </w:r>
+      <w:r>
+        <w:rPr>
+          <w:rFonts w:ascii="Arial" w:eastAsia="Times New Roman" w:hAnsi="Arial" w:cs="Arial"/>
+          <w:bdr w:val="none" w:sz="0" w:space="0" w:color="auto" w:frame="1"/>
+          <w:lang w:val="en-TR"/>
+        </w:rPr>
+        <w:t xml:space="preserve">   </w:t>
       </w:r>
       <w:r>
         <w:rPr>
@@ -2270,7 +2623,7 @@
       </w:r>
       <w:r>
         <w:rPr>
-          <w:rFonts w:ascii="Segoe UI" w:eastAsia="Times New Roman" w:hAnsi="Segoe UI" w:cs="Segoe UI"/>
+          <w:rFonts w:ascii="Arial" w:eastAsia="Times New Roman" w:hAnsi="Arial" w:cs="Arial"/>
           <w:bdr w:val="none" w:sz="0" w:space="0" w:color="auto" w:frame="1"/>
           <w:lang w:val="en-TR"/>
         </w:rPr>
@@ -2286,7 +2639,7 @@
       </w:r>
       <w:r>
         <w:rPr>
-          <w:rFonts w:ascii="Segoe UI" w:eastAsia="Times New Roman" w:hAnsi="Segoe UI" w:cs="Segoe UI"/>
+          <w:rFonts w:ascii="Arial" w:eastAsia="Times New Roman" w:hAnsi="Arial" w:cs="Arial"/>
           <w:bdr w:val="none" w:sz="0" w:space="0" w:color="auto" w:frame="1"/>
           <w:lang w:val="en-TR"/>
         </w:rPr>
@@ -2302,7 +2655,7 @@
       </w:r>
       <w:r>
         <w:rPr>
-          <w:rFonts w:ascii="Segoe UI" w:eastAsia="Times New Roman" w:hAnsi="Segoe UI" w:cs="Segoe UI"/>
+          <w:rFonts w:ascii="Arial" w:eastAsia="Times New Roman" w:hAnsi="Arial" w:cs="Arial"/>
           <w:bdr w:val="none" w:sz="0" w:space="0" w:color="auto" w:frame="1"/>
           <w:lang w:val="en-TR"/>
         </w:rPr>
@@ -2318,7 +2671,7 @@
       </w:r>
       <w:r>
         <w:rPr>
-          <w:rFonts w:ascii="Segoe UI" w:eastAsia="Times New Roman" w:hAnsi="Segoe UI" w:cs="Segoe UI"/>
+          <w:rFonts w:ascii="Arial" w:eastAsia="Times New Roman" w:hAnsi="Arial" w:cs="Arial"/>
           <w:bdr w:val="none" w:sz="0" w:space="0" w:color="auto" w:frame="1"/>
           <w:lang w:val="en-TR"/>
         </w:rPr>
@@ -2331,60 +2684,50 @@
         <w:autoSpaceDE/>
         <w:autoSpaceDN/>
         <w:rPr>
-          <w:rFonts w:ascii="Segoe UI" w:eastAsia="Times New Roman" w:hAnsi="Segoe UI" w:cs="Segoe UI"/>
-          <w:bdr w:val="none" w:sz="0" w:space="0" w:color="auto" w:frame="1"/>
-          <w:lang w:val="en-TR"/>
-        </w:rPr>
-      </w:pPr>
-    </w:p>
-    <w:p>
-      <w:pPr>
-        <w:widowControl/>
-        <w:autoSpaceDE/>
-        <w:autoSpaceDN/>
-        <w:rPr>
-          <w:rFonts w:ascii="Segoe UI" w:eastAsia="Times New Roman" w:hAnsi="Segoe UI" w:cs="Segoe UI"/>
-          <w:b/>
-          <w:bCs/>
-          <w:bdr w:val="none" w:sz="0" w:space="0" w:color="auto" w:frame="1"/>
-          <w:lang w:val="en-TR"/>
-        </w:rPr>
-      </w:pPr>
-      <w:r>
-        <w:rPr>
-          <w:rFonts w:ascii="Segoe UI" w:eastAsia="Times New Roman" w:hAnsi="Segoe UI" w:cs="Segoe UI"/>
-          <w:b/>
-          <w:bCs/>
-          <w:bdr w:val="none" w:sz="0" w:space="0" w:color="auto" w:frame="1"/>
-          <w:lang w:val="en-TR"/>
-        </w:rPr>
-        <w:t>1.7</w:t>
-      </w:r>
-      <w:r>
-        <w:rPr>
-          <w:rFonts w:ascii="Segoe UI" w:eastAsia="Times New Roman" w:hAnsi="Segoe UI" w:cs="Segoe UI"/>
-          <w:b/>
-          <w:bCs/>
-          <w:bdr w:val="none" w:sz="0" w:space="0" w:color="auto" w:frame="1"/>
-          <w:lang w:val="en-TR"/>
-        </w:rPr>
-        <w:t xml:space="preserve"> Results</w:t>
-      </w:r>
-    </w:p>
-    <w:p>
-      <w:pPr>
-        <w:widowControl/>
-        <w:autoSpaceDE/>
-        <w:autoSpaceDN/>
-        <w:rPr>
-          <w:rFonts w:ascii="Segoe UI" w:eastAsia="Times New Roman" w:hAnsi="Segoe UI" w:cs="Segoe UI"/>
-          <w:bdr w:val="none" w:sz="0" w:space="0" w:color="auto" w:frame="1"/>
-          <w:lang w:val="en-TR"/>
-        </w:rPr>
-      </w:pPr>
-      <w:r>
-        <w:rPr>
-          <w:rFonts w:ascii="Segoe UI" w:eastAsia="Times New Roman" w:hAnsi="Segoe UI" w:cs="Segoe UI"/>
+          <w:rFonts w:ascii="Arial" w:eastAsia="Times New Roman" w:hAnsi="Arial" w:cs="Arial"/>
+          <w:bdr w:val="none" w:sz="0" w:space="0" w:color="auto" w:frame="1"/>
+          <w:lang w:val="en-TR"/>
+        </w:rPr>
+      </w:pPr>
+    </w:p>
+    <w:p>
+      <w:pPr>
+        <w:widowControl/>
+        <w:autoSpaceDE/>
+        <w:autoSpaceDN/>
+        <w:rPr>
+          <w:rFonts w:ascii="Arial" w:eastAsia="Times New Roman" w:hAnsi="Arial" w:cs="Arial"/>
+          <w:b/>
+          <w:bCs/>
+          <w:bdr w:val="none" w:sz="0" w:space="0" w:color="auto" w:frame="1"/>
+          <w:lang w:val="en-TR"/>
+        </w:rPr>
+      </w:pPr>
+      <w:r>
+        <w:rPr>
+          <w:rFonts w:ascii="Arial" w:eastAsia="Times New Roman" w:hAnsi="Arial" w:cs="Arial"/>
+          <w:b/>
+          <w:bCs/>
+          <w:bdr w:val="none" w:sz="0" w:space="0" w:color="auto" w:frame="1"/>
+          <w:lang w:val="en-TR"/>
+        </w:rPr>
+        <w:t>1.7 Results</w:t>
+      </w:r>
+    </w:p>
+    <w:p>
+      <w:pPr>
+        <w:widowControl/>
+        <w:autoSpaceDE/>
+        <w:autoSpaceDN/>
+        <w:rPr>
+          <w:rFonts w:ascii="Arial" w:eastAsia="Times New Roman" w:hAnsi="Arial" w:cs="Arial"/>
+          <w:bdr w:val="none" w:sz="0" w:space="0" w:color="auto" w:frame="1"/>
+          <w:lang w:val="en-TR"/>
+        </w:rPr>
+      </w:pPr>
+      <w:r>
+        <w:rPr>
+          <w:rFonts w:ascii="Arial" w:eastAsia="Times New Roman" w:hAnsi="Arial" w:cs="Arial"/>
           <w:bdr w:val="none" w:sz="0" w:space="0" w:color="auto" w:frame="1"/>
           <w:lang w:val="en-TR"/>
         </w:rPr>
@@ -2397,14 +2740,14 @@
         <w:autoSpaceDE/>
         <w:autoSpaceDN/>
         <w:rPr>
-          <w:rFonts w:ascii="Segoe UI" w:eastAsia="Times New Roman" w:hAnsi="Segoe UI" w:cs="Segoe UI"/>
-          <w:bdr w:val="none" w:sz="0" w:space="0" w:color="auto" w:frame="1"/>
-          <w:lang w:val="en-TR"/>
-        </w:rPr>
-      </w:pPr>
-      <w:r>
-        <w:rPr>
-          <w:rFonts w:ascii="Segoe UI" w:eastAsia="Times New Roman" w:hAnsi="Segoe UI" w:cs="Segoe UI"/>
+          <w:rFonts w:ascii="Arial" w:eastAsia="Times New Roman" w:hAnsi="Arial" w:cs="Arial"/>
+          <w:bdr w:val="none" w:sz="0" w:space="0" w:color="auto" w:frame="1"/>
+          <w:lang w:val="en-TR"/>
+        </w:rPr>
+      </w:pPr>
+      <w:r>
+        <w:rPr>
+          <w:rFonts w:ascii="Arial" w:eastAsia="Times New Roman" w:hAnsi="Arial" w:cs="Arial"/>
           <w:bdr w:val="none" w:sz="0" w:space="0" w:color="auto" w:frame="1"/>
           <w:lang w:val="en-TR"/>
         </w:rPr>
@@ -2417,14 +2760,14 @@
         <w:autoSpaceDE/>
         <w:autoSpaceDN/>
         <w:rPr>
-          <w:rFonts w:ascii="Segoe UI" w:eastAsia="Times New Roman" w:hAnsi="Segoe UI" w:cs="Segoe UI"/>
-          <w:bdr w:val="none" w:sz="0" w:space="0" w:color="auto" w:frame="1"/>
-          <w:lang w:val="en-TR"/>
-        </w:rPr>
-      </w:pPr>
-      <w:r>
-        <w:rPr>
-          <w:rFonts w:ascii="Segoe UI" w:eastAsia="Times New Roman" w:hAnsi="Segoe UI" w:cs="Segoe UI"/>
+          <w:rFonts w:ascii="Arial" w:eastAsia="Times New Roman" w:hAnsi="Arial" w:cs="Arial"/>
+          <w:bdr w:val="none" w:sz="0" w:space="0" w:color="auto" w:frame="1"/>
+          <w:lang w:val="en-TR"/>
+        </w:rPr>
+      </w:pPr>
+      <w:r>
+        <w:rPr>
+          <w:rFonts w:ascii="Arial" w:eastAsia="Times New Roman" w:hAnsi="Arial" w:cs="Arial"/>
           <w:bdr w:val="none" w:sz="0" w:space="0" w:color="auto" w:frame="1"/>
           <w:lang w:val="en-TR"/>
         </w:rPr>
@@ -2437,14 +2780,14 @@
         <w:autoSpaceDE/>
         <w:autoSpaceDN/>
         <w:rPr>
-          <w:rFonts w:ascii="Segoe UI" w:eastAsia="Times New Roman" w:hAnsi="Segoe UI" w:cs="Segoe UI"/>
-          <w:bdr w:val="none" w:sz="0" w:space="0" w:color="auto" w:frame="1"/>
-          <w:lang w:val="en-TR"/>
-        </w:rPr>
-      </w:pPr>
-      <w:r>
-        <w:rPr>
-          <w:rFonts w:ascii="Segoe UI" w:eastAsia="Times New Roman" w:hAnsi="Segoe UI" w:cs="Segoe UI"/>
+          <w:rFonts w:ascii="Arial" w:eastAsia="Times New Roman" w:hAnsi="Arial" w:cs="Arial"/>
+          <w:bdr w:val="none" w:sz="0" w:space="0" w:color="auto" w:frame="1"/>
+          <w:lang w:val="en-TR"/>
+        </w:rPr>
+      </w:pPr>
+      <w:r>
+        <w:rPr>
+          <w:rFonts w:ascii="Arial" w:eastAsia="Times New Roman" w:hAnsi="Arial" w:cs="Arial"/>
           <w:bdr w:val="none" w:sz="0" w:space="0" w:color="auto" w:frame="1"/>
           <w:lang w:val="en-TR"/>
         </w:rPr>
@@ -2461,14 +2804,14 @@
         <w:autoSpaceDE/>
         <w:autoSpaceDN/>
         <w:rPr>
-          <w:rFonts w:ascii="Segoe UI" w:eastAsia="Times New Roman" w:hAnsi="Segoe UI" w:cs="Segoe UI"/>
-          <w:bdr w:val="none" w:sz="0" w:space="0" w:color="auto" w:frame="1"/>
-          <w:lang w:val="en-TR"/>
-        </w:rPr>
-      </w:pPr>
-      <w:r>
-        <w:rPr>
-          <w:rFonts w:ascii="Segoe UI" w:eastAsia="Times New Roman" w:hAnsi="Segoe UI" w:cs="Segoe UI"/>
+          <w:rFonts w:ascii="Arial" w:eastAsia="Times New Roman" w:hAnsi="Arial" w:cs="Arial"/>
+          <w:bdr w:val="none" w:sz="0" w:space="0" w:color="auto" w:frame="1"/>
+          <w:lang w:val="en-TR"/>
+        </w:rPr>
+      </w:pPr>
+      <w:r>
+        <w:rPr>
+          <w:rFonts w:ascii="Arial" w:eastAsia="Times New Roman" w:hAnsi="Arial" w:cs="Arial"/>
           <w:bdr w:val="none" w:sz="0" w:space="0" w:color="auto" w:frame="1"/>
           <w:lang w:val="en-TR"/>
         </w:rPr>
@@ -2485,14 +2828,14 @@
         <w:autoSpaceDE/>
         <w:autoSpaceDN/>
         <w:rPr>
-          <w:rFonts w:ascii="Segoe UI" w:eastAsia="Times New Roman" w:hAnsi="Segoe UI" w:cs="Segoe UI"/>
-          <w:bdr w:val="none" w:sz="0" w:space="0" w:color="auto" w:frame="1"/>
-          <w:lang w:val="en-TR"/>
-        </w:rPr>
-      </w:pPr>
-      <w:r>
-        <w:rPr>
-          <w:rFonts w:ascii="Segoe UI" w:eastAsia="Times New Roman" w:hAnsi="Segoe UI" w:cs="Segoe UI"/>
+          <w:rFonts w:ascii="Arial" w:eastAsia="Times New Roman" w:hAnsi="Arial" w:cs="Arial"/>
+          <w:bdr w:val="none" w:sz="0" w:space="0" w:color="auto" w:frame="1"/>
+          <w:lang w:val="en-TR"/>
+        </w:rPr>
+      </w:pPr>
+      <w:r>
+        <w:rPr>
+          <w:rFonts w:ascii="Arial" w:eastAsia="Times New Roman" w:hAnsi="Arial" w:cs="Arial"/>
           <w:bdr w:val="none" w:sz="0" w:space="0" w:color="auto" w:frame="1"/>
           <w:lang w:val="en-TR"/>
         </w:rPr>
@@ -2506,53 +2849,43 @@
         <w:autoSpaceDN/>
         <w:ind w:left="720"/>
         <w:rPr>
-          <w:rFonts w:ascii="Segoe UI" w:eastAsia="Times New Roman" w:hAnsi="Segoe UI" w:cs="Segoe UI"/>
-          <w:bdr w:val="none" w:sz="0" w:space="0" w:color="auto" w:frame="1"/>
-          <w:lang w:val="en-TR"/>
-        </w:rPr>
-      </w:pPr>
-    </w:p>
-    <w:p>
-      <w:pPr>
-        <w:widowControl/>
-        <w:autoSpaceDE/>
-        <w:autoSpaceDN/>
-        <w:rPr>
-          <w:rFonts w:ascii="Segoe UI" w:eastAsia="Times New Roman" w:hAnsi="Segoe UI" w:cs="Segoe UI"/>
-          <w:b/>
-          <w:bCs/>
-          <w:bdr w:val="none" w:sz="0" w:space="0" w:color="auto" w:frame="1"/>
-          <w:lang w:val="en-TR"/>
-        </w:rPr>
-      </w:pPr>
-      <w:r>
-        <w:rPr>
-          <w:rFonts w:ascii="Segoe UI" w:eastAsia="Times New Roman" w:hAnsi="Segoe UI" w:cs="Segoe UI"/>
-          <w:b/>
-          <w:bCs/>
-          <w:bdr w:val="none" w:sz="0" w:space="0" w:color="auto" w:frame="1"/>
-          <w:lang w:val="en-TR"/>
-        </w:rPr>
-        <w:t>1.8</w:t>
-      </w:r>
-      <w:r>
-        <w:rPr>
-          <w:rFonts w:ascii="Segoe UI" w:eastAsia="Times New Roman" w:hAnsi="Segoe UI" w:cs="Segoe UI"/>
-          <w:b/>
-          <w:bCs/>
-          <w:bdr w:val="none" w:sz="0" w:space="0" w:color="auto" w:frame="1"/>
-          <w:lang w:val="en-TR"/>
-        </w:rPr>
-        <w:t xml:space="preserve"> Key Insights</w:t>
-      </w:r>
-    </w:p>
-    <w:p>
-      <w:pPr>
-        <w:widowControl/>
-        <w:autoSpaceDE/>
-        <w:autoSpaceDN/>
-        <w:rPr>
-          <w:rFonts w:ascii="Segoe UI" w:eastAsia="Times New Roman" w:hAnsi="Segoe UI" w:cs="Segoe UI"/>
+          <w:rFonts w:ascii="Arial" w:eastAsia="Times New Roman" w:hAnsi="Arial" w:cs="Arial"/>
+          <w:bdr w:val="none" w:sz="0" w:space="0" w:color="auto" w:frame="1"/>
+          <w:lang w:val="en-TR"/>
+        </w:rPr>
+      </w:pPr>
+    </w:p>
+    <w:p>
+      <w:pPr>
+        <w:widowControl/>
+        <w:autoSpaceDE/>
+        <w:autoSpaceDN/>
+        <w:rPr>
+          <w:rFonts w:ascii="Arial" w:eastAsia="Times New Roman" w:hAnsi="Arial" w:cs="Arial"/>
+          <w:b/>
+          <w:bCs/>
+          <w:bdr w:val="none" w:sz="0" w:space="0" w:color="auto" w:frame="1"/>
+          <w:lang w:val="en-TR"/>
+        </w:rPr>
+      </w:pPr>
+      <w:r>
+        <w:rPr>
+          <w:rFonts w:ascii="Arial" w:eastAsia="Times New Roman" w:hAnsi="Arial" w:cs="Arial"/>
+          <w:b/>
+          <w:bCs/>
+          <w:bdr w:val="none" w:sz="0" w:space="0" w:color="auto" w:frame="1"/>
+          <w:lang w:val="en-TR"/>
+        </w:rPr>
+        <w:t>1.8 Key Insights</w:t>
+      </w:r>
+    </w:p>
+    <w:p>
+      <w:pPr>
+        <w:widowControl/>
+        <w:autoSpaceDE/>
+        <w:autoSpaceDN/>
+        <w:rPr>
+          <w:rFonts w:ascii="Arial" w:eastAsia="Times New Roman" w:hAnsi="Arial" w:cs="Arial"/>
           <w:b/>
           <w:bCs/>
           <w:bdr w:val="none" w:sz="0" w:space="0" w:color="auto" w:frame="1"/>
@@ -2570,14 +2903,14 @@
         <w:autoSpaceDE/>
         <w:autoSpaceDN/>
         <w:rPr>
-          <w:rFonts w:ascii="Segoe UI" w:eastAsia="Times New Roman" w:hAnsi="Segoe UI" w:cs="Segoe UI"/>
-          <w:bdr w:val="none" w:sz="0" w:space="0" w:color="auto" w:frame="1"/>
-          <w:lang w:val="en-TR"/>
-        </w:rPr>
-      </w:pPr>
-      <w:r>
-        <w:rPr>
-          <w:rFonts w:ascii="Segoe UI" w:eastAsia="Times New Roman" w:hAnsi="Segoe UI" w:cs="Segoe UI"/>
+          <w:rFonts w:ascii="Arial" w:eastAsia="Times New Roman" w:hAnsi="Arial" w:cs="Arial"/>
+          <w:bdr w:val="none" w:sz="0" w:space="0" w:color="auto" w:frame="1"/>
+          <w:lang w:val="en-TR"/>
+        </w:rPr>
+      </w:pPr>
+      <w:r>
+        <w:rPr>
+          <w:rFonts w:ascii="Arial" w:eastAsia="Times New Roman" w:hAnsi="Arial" w:cs="Arial"/>
           <w:bdr w:val="none" w:sz="0" w:space="0" w:color="auto" w:frame="1"/>
           <w:lang w:val="en-TR"/>
         </w:rPr>
@@ -2594,14 +2927,14 @@
         <w:autoSpaceDE/>
         <w:autoSpaceDN/>
         <w:rPr>
-          <w:rFonts w:ascii="Segoe UI" w:eastAsia="Times New Roman" w:hAnsi="Segoe UI" w:cs="Segoe UI"/>
-          <w:bdr w:val="none" w:sz="0" w:space="0" w:color="auto" w:frame="1"/>
-          <w:lang w:val="en-TR"/>
-        </w:rPr>
-      </w:pPr>
-      <w:r>
-        <w:rPr>
-          <w:rFonts w:ascii="Segoe UI" w:eastAsia="Times New Roman" w:hAnsi="Segoe UI" w:cs="Segoe UI"/>
+          <w:rFonts w:ascii="Arial" w:eastAsia="Times New Roman" w:hAnsi="Arial" w:cs="Arial"/>
+          <w:bdr w:val="none" w:sz="0" w:space="0" w:color="auto" w:frame="1"/>
+          <w:lang w:val="en-TR"/>
+        </w:rPr>
+      </w:pPr>
+      <w:r>
+        <w:rPr>
+          <w:rFonts w:ascii="Arial" w:eastAsia="Times New Roman" w:hAnsi="Arial" w:cs="Arial"/>
           <w:bdr w:val="none" w:sz="0" w:space="0" w:color="auto" w:frame="1"/>
           <w:lang w:val="en-TR"/>
         </w:rPr>
@@ -2618,14 +2951,14 @@
         <w:autoSpaceDE/>
         <w:autoSpaceDN/>
         <w:rPr>
-          <w:rFonts w:ascii="Segoe UI" w:eastAsia="Times New Roman" w:hAnsi="Segoe UI" w:cs="Segoe UI"/>
-          <w:bdr w:val="none" w:sz="0" w:space="0" w:color="auto" w:frame="1"/>
-          <w:lang w:val="en-TR"/>
-        </w:rPr>
-      </w:pPr>
-      <w:r>
-        <w:rPr>
-          <w:rFonts w:ascii="Segoe UI" w:eastAsia="Times New Roman" w:hAnsi="Segoe UI" w:cs="Segoe UI"/>
+          <w:rFonts w:ascii="Arial" w:eastAsia="Times New Roman" w:hAnsi="Arial" w:cs="Arial"/>
+          <w:bdr w:val="none" w:sz="0" w:space="0" w:color="auto" w:frame="1"/>
+          <w:lang w:val="en-TR"/>
+        </w:rPr>
+      </w:pPr>
+      <w:r>
+        <w:rPr>
+          <w:rFonts w:ascii="Arial" w:eastAsia="Times New Roman" w:hAnsi="Arial" w:cs="Arial"/>
           <w:bdr w:val="none" w:sz="0" w:space="0" w:color="auto" w:frame="1"/>
           <w:lang w:val="en-TR"/>
         </w:rPr>
@@ -2642,14 +2975,14 @@
         <w:autoSpaceDE/>
         <w:autoSpaceDN/>
         <w:rPr>
-          <w:rFonts w:ascii="Segoe UI" w:eastAsia="Times New Roman" w:hAnsi="Segoe UI" w:cs="Segoe UI"/>
-          <w:bdr w:val="none" w:sz="0" w:space="0" w:color="auto" w:frame="1"/>
-          <w:lang w:val="en-TR"/>
-        </w:rPr>
-      </w:pPr>
-      <w:r>
-        <w:rPr>
-          <w:rFonts w:ascii="Segoe UI" w:eastAsia="Times New Roman" w:hAnsi="Segoe UI" w:cs="Segoe UI"/>
+          <w:rFonts w:ascii="Arial" w:eastAsia="Times New Roman" w:hAnsi="Arial" w:cs="Arial"/>
+          <w:bdr w:val="none" w:sz="0" w:space="0" w:color="auto" w:frame="1"/>
+          <w:lang w:val="en-TR"/>
+        </w:rPr>
+      </w:pPr>
+      <w:r>
+        <w:rPr>
+          <w:rFonts w:ascii="Arial" w:eastAsia="Times New Roman" w:hAnsi="Arial" w:cs="Arial"/>
           <w:bdr w:val="none" w:sz="0" w:space="0" w:color="auto" w:frame="1"/>
           <w:lang w:val="en-TR"/>
         </w:rPr>
@@ -2662,23 +2995,168 @@
         <w:autoSpaceDE/>
         <w:autoSpaceDN/>
         <w:rPr>
-          <w:rFonts w:ascii="Segoe UI" w:eastAsia="Times New Roman" w:hAnsi="Segoe UI" w:cs="Segoe UI"/>
-          <w:bdr w:val="none" w:sz="0" w:space="0" w:color="auto" w:frame="1"/>
-          <w:lang w:val="en-TR"/>
-        </w:rPr>
-      </w:pPr>
-    </w:p>
-    <w:p>
-      <w:pPr>
-        <w:widowControl/>
-        <w:autoSpaceDE/>
-        <w:autoSpaceDN/>
-        <w:rPr>
-          <w:rFonts w:ascii="Segoe UI" w:eastAsia="Times New Roman" w:hAnsi="Segoe UI" w:cs="Segoe UI"/>
-          <w:bdr w:val="none" w:sz="0" w:space="0" w:color="auto" w:frame="1"/>
-          <w:lang w:val="en-TR"/>
-        </w:rPr>
-      </w:pPr>
+          <w:rFonts w:ascii="Arial" w:eastAsia="Times New Roman" w:hAnsi="Arial" w:cs="Arial"/>
+          <w:bdr w:val="none" w:sz="0" w:space="0" w:color="auto" w:frame="1"/>
+          <w:lang w:val="en-TR"/>
+        </w:rPr>
+      </w:pPr>
+    </w:p>
+    <w:p>
+      <w:pPr>
+        <w:widowControl/>
+        <w:autoSpaceDE/>
+        <w:autoSpaceDN/>
+        <w:rPr>
+          <w:rFonts w:ascii="Arial" w:eastAsia="Times New Roman" w:hAnsi="Arial" w:cs="Arial"/>
+          <w:bdr w:val="none" w:sz="0" w:space="0" w:color="auto" w:frame="1"/>
+          <w:lang w:val="en-TR"/>
+        </w:rPr>
+      </w:pPr>
+    </w:p>
+    <w:p>
+      <w:pPr>
+        <w:widowControl/>
+        <w:autoSpaceDE/>
+        <w:autoSpaceDN/>
+        <w:rPr>
+          <w:rFonts w:ascii="Arial" w:eastAsia="Times New Roman" w:hAnsi="Arial" w:cs="Arial"/>
+          <w:b/>
+          <w:bCs/>
+          <w:lang w:val="en-TR"/>
+        </w:rPr>
+      </w:pPr>
+      <w:r>
+        <w:rPr>
+          <w:rFonts w:ascii="Arial" w:eastAsia="Times New Roman" w:hAnsi="Arial" w:cs="Arial"/>
+          <w:b/>
+          <w:bCs/>
+          <w:lang w:val="en-TR"/>
+        </w:rPr>
+        <w:t xml:space="preserve">1.2 </w:t>
+      </w:r>
+      <w:r>
+        <w:rPr>
+          <w:rFonts w:ascii="Arial" w:eastAsia="Times New Roman" w:hAnsi="Arial" w:cs="Arial"/>
+          <w:b/>
+          <w:bCs/>
+          <w:lang w:val="en-TR"/>
+        </w:rPr>
+        <w:t>Assignment 1B: Impact of Realized Demand and Backordering on Production Plan</w:t>
+      </w:r>
+    </w:p>
+    <w:p>
+      <w:pPr>
+        <w:widowControl/>
+        <w:autoSpaceDE/>
+        <w:autoSpaceDN/>
+        <w:rPr>
+          <w:rFonts w:ascii="Arial" w:eastAsia="Times New Roman" w:hAnsi="Arial" w:cs="Arial"/>
+          <w:lang w:val="en-TR"/>
+        </w:rPr>
+      </w:pPr>
+      <w:r>
+        <w:rPr>
+          <w:rFonts w:ascii="Arial" w:eastAsia="Times New Roman" w:hAnsi="Arial" w:cs="Arial"/>
+          <w:lang w:val="en-TR"/>
+        </w:rPr>
+        <w:t>To assess the impact of demand uncertainty in Assignment 1b, the production plan obtained in Assignment 1a was reused without re-optimization. The production quantities and setup decisions remained unchanged, while the realized demand was used instead of the forecasted demand for the final product E2801.</w:t>
+      </w:r>
+    </w:p>
+    <w:p>
+      <w:pPr>
+        <w:widowControl/>
+        <w:autoSpaceDE/>
+        <w:autoSpaceDN/>
+        <w:rPr>
+          <w:rFonts w:ascii="Arial" w:eastAsia="Times New Roman" w:hAnsi="Arial" w:cs="Arial"/>
+          <w:lang w:val="en-TR"/>
+        </w:rPr>
+      </w:pPr>
+      <w:r>
+        <w:rPr>
+          <w:rFonts w:ascii="Arial" w:eastAsia="Times New Roman" w:hAnsi="Arial" w:cs="Arial"/>
+          <w:lang w:val="en-TR"/>
+        </w:rPr>
+        <w:t>Since the intermediate components were produced according to the same production plan as in Assignment 1a, their setup-related costs remained unchanged. The inventory evolution of the final product E2801 was recalculated over the 30-week horizon by using the same production releases from Assignment 1a, taking into account the lead time and replacing forecasted demand by realized demand. Whenever the available inventory was insufficient to satisfy demand, the unmet quantity was recorded as a backorder and penalized at a cost of €250 per unit per period. This approach made it possible to evaluate the performance of the forecast-based production plan under actual demand conditions. </w:t>
+      </w:r>
+    </w:p>
+    <w:p>
+      <w:pPr>
+        <w:widowControl/>
+        <w:autoSpaceDE/>
+        <w:autoSpaceDN/>
+        <w:rPr>
+          <w:rFonts w:ascii="Arial" w:eastAsia="Times New Roman" w:hAnsi="Arial" w:cs="Arial"/>
+          <w:lang w:val="en-TR"/>
+        </w:rPr>
+      </w:pPr>
+    </w:p>
+    <w:p>
+      <w:pPr>
+        <w:widowControl/>
+        <w:autoSpaceDE/>
+        <w:autoSpaceDN/>
+        <w:rPr>
+          <w:rFonts w:ascii="Arial" w:eastAsia="Times New Roman" w:hAnsi="Arial" w:cs="Arial"/>
+          <w:b/>
+          <w:bCs/>
+          <w:lang w:val="en-TR"/>
+        </w:rPr>
+      </w:pPr>
+      <w:r>
+        <w:rPr>
+          <w:rFonts w:ascii="Arial" w:eastAsia="Times New Roman" w:hAnsi="Arial" w:cs="Arial"/>
+          <w:b/>
+          <w:bCs/>
+          <w:lang w:val="en-TR"/>
+        </w:rPr>
+        <w:t>1.2.1</w:t>
+      </w:r>
+      <w:r>
+        <w:rPr>
+          <w:rFonts w:ascii="Arial" w:eastAsia="Times New Roman" w:hAnsi="Arial" w:cs="Arial"/>
+          <w:b/>
+          <w:bCs/>
+          <w:lang w:val="en-TR"/>
+        </w:rPr>
+        <w:t xml:space="preserve"> Comparison of KPIs for Assignment 1</w:t>
+      </w:r>
+    </w:p>
+    <w:p>
+      <w:pPr>
+        <w:widowControl/>
+        <w:autoSpaceDE/>
+        <w:autoSpaceDN/>
+        <w:rPr>
+          <w:rFonts w:ascii="Arial" w:eastAsia="Times New Roman" w:hAnsi="Arial" w:cs="Arial"/>
+          <w:lang w:val="en-TR"/>
+        </w:rPr>
+      </w:pPr>
+      <w:r>
+        <w:rPr>
+          <w:rFonts w:ascii="Arial" w:eastAsia="Times New Roman" w:hAnsi="Arial" w:cs="Arial"/>
+          <w:lang w:val="en-TR"/>
+        </w:rPr>
+        <w:t>The results show that the total cost increased from EUR 394,454 in Assignment 1a to EUR 447,792 in Assignment 1b. The setup cost remained unchanged at EUR 79,500, since the production plan itself was not modified. The total holding cost increased from EUR 314,954 to EUR 321,542, reflecting the updated inventory profile under realized demand. In addition, a backorder cost of EUR 46,750 was incurred, corresponding to 187 backordered units.</w:t>
+      </w:r>
+    </w:p>
+    <w:p>
+      <w:pPr>
+        <w:widowControl/>
+        <w:autoSpaceDE/>
+        <w:autoSpaceDN/>
+        <w:rPr>
+          <w:rFonts w:ascii="Arial" w:eastAsia="Times New Roman" w:hAnsi="Arial" w:cs="Arial"/>
+          <w:lang w:val="en-TR"/>
+        </w:rPr>
+      </w:pPr>
+      <w:r>
+        <w:rPr>
+          <w:rFonts w:ascii="Arial" w:eastAsia="Times New Roman" w:hAnsi="Arial" w:cs="Arial"/>
+          <w:lang w:val="en-TR"/>
+        </w:rPr>
+        <w:t>The service-related KPIs further illustrate the impact of demand uncertainty. Assignment 1b resulted in a service level of 93.33% and a fill rate of 96.89%. These results indicate that although the forecast-based production plan performs reasonably well under realized demand, demand deviations still lead to additional costs and some loss in service performance.</w:t>
+      </w:r>
     </w:p>
     <w:p>
       <w:pPr>
